--- a/entrega/TareaFinal_Engelmann_Aguilar_Garcia_Lopez.docx
+++ b/entrega/TareaFinal_Engelmann_Aguilar_Garcia_Lopez.docx
@@ -152,7 +152,7 @@
         <w:widowControl/>
       </w:pPr>
       <w:r>
-        <w:t xml:space="preserve">Después de auditar la cobertura y construir una serie semanal, se compararon doce alternativas pertenecientes a las familias estudiadas en la asignatura. Se seleccionó ARIMA(3,0,0), propuesto a partir de la PACF. La selección exigió primero residuos compatibles con ruido blanco y luego el menor RMSE de validación. El bloque de prueba mantuvo ocho semanas cronológicas, pero los errores se calcularon sobre las siete realmente observadas: RMSE de 30,23 mg/Nm³ y MAE de 28,89 mg/Nm³. El diagnóstico final de Ljung-Box no encontró autocorrelación residual significativa. El pronóstico central de las ocho semanas siguientes se mantiene aproximadamente entre 308 y 314 mg/Nm³, con intervalos predictivos del 95% que se amplían conforme aumenta el horizonte.</w:t>
+        <w:t>Después de auditar la cobertura, la serie se dividió antes de imputar o diagnosticar. ADF, ACF y PACF se calcularon sólo con entrenamiento, y las métricas excluyeron semanas interpoladas. Entre doce alternativas, la selección dinámica confirmó ARIMA(3,0,0): RMSE de validación de 35,99 mg/Nm³ y Ljung-Box corregido p=0,822. La prueba conservó ocho semanas, pero se evaluó sobre las siete observadas: RMSE 30,23 mg/Nm³ y MAE 28,89 mg/Nm³. El ajuste final no mostró autocorrelación residual significativa [p(10)=0,428; p(20)=0,403]. Los ocho pronósticos centrales se ubican entre 308,18 y 314,15 mg/Nm³.</w:t>
       </w:r>
     </w:p>
     <w:bookmarkEnd w:id="9"/>
@@ -308,7 +308,7 @@
         <w:widowControl/>
         <w:numPr>
           <w:ilvl w:val="0"/>
-          <w:numId w:val="1001"/>
+          <w:numId w:val="1002"/>
         </w:numPr>
       </w:pPr>
       <w:r>
@@ -321,7 +321,7 @@
         <w:widowControl/>
         <w:numPr>
           <w:ilvl w:val="0"/>
-          <w:numId w:val="1001"/>
+          <w:numId w:val="1002"/>
         </w:numPr>
       </w:pPr>
       <w:r>
@@ -334,7 +334,7 @@
         <w:widowControl/>
         <w:numPr>
           <w:ilvl w:val="0"/>
-          <w:numId w:val="1001"/>
+          <w:numId w:val="1002"/>
         </w:numPr>
       </w:pPr>
       <w:r>
@@ -347,7 +347,7 @@
         <w:widowControl/>
         <w:numPr>
           <w:ilvl w:val="0"/>
-          <w:numId w:val="1001"/>
+          <w:numId w:val="1002"/>
         </w:numPr>
       </w:pPr>
       <w:r>
@@ -360,7 +360,7 @@
         <w:widowControl/>
         <w:numPr>
           <w:ilvl w:val="0"/>
-          <w:numId w:val="1001"/>
+          <w:numId w:val="1002"/>
         </w:numPr>
       </w:pPr>
       <w:r>
@@ -373,7 +373,7 @@
         <w:widowControl/>
         <w:numPr>
           <w:ilvl w:val="0"/>
-          <w:numId w:val="1001"/>
+          <w:numId w:val="1002"/>
         </w:numPr>
       </w:pPr>
       <w:r>
@@ -409,19 +409,7 @@
         <w:widowControl/>
       </w:pPr>
       <w:r>
-        <w:t xml:space="preserve">La lectura se realizó por bloques para no cargar simultáneamente cerca de 3 GB. Se normalizaron nombres, se filtró Angamos 1 y se convirtió la fecha mediante el formato ISO</w:t>
-      </w:r>
-      <w:r>
-        <w:t xml:space="preserve"> </w:t>
-      </w:r>
-      <w:r>
-        <w:rPr>
-          <w:rStyle w:val="VerbatimChar"/>
-        </w:rPr>
-        <w:t xml:space="preserve">%Y-%m-%d %H:%M:%S</w:t>
-      </w:r>
-      <w:r>
-        <w:t xml:space="preserve">. La conversión numérica reemplazó explícitamente la coma decimal.</w:t>
+        <w:t>La lectura se realizó por bloques para no cargar simultáneamente cerca de 3 GB. Se normalizaron nombres, se filtró Angamos 1 y se convirtió la fecha mediante el formato ISO %Y-%m-%d %H:%M:%S. La conversión numérica reemplazó explícitamente la coma decimal. El notebook crea automáticamente las carpetas de tablas y figuras, registra las versiones de software y guarda todos los resultados usados por este informe.</w:t>
       </w:r>
     </w:p>
     <w:bookmarkStart w:id="14" w:name="auditoría"/>
@@ -908,17 +896,8 @@
             </w:tcMar>
           </w:tcPr>
           <w:p>
-            <w:pPr>
-              <w:pStyle w:val="Compact"/>
-              <w:spacing w:before="0" w:after="40" w:line="240" w:lineRule="auto"/>
-              <w:jc w:val="left"/>
-            </w:pPr>
-            <w:r>
-              <w:rPr>
-                <w:rFonts w:ascii="Calibri" w:hAnsi="Calibri"/>
-                <w:sz w:val="19"/>
-              </w:rPr>
-              <w:t xml:space="preserve">Semanas formadas inicialmente</w:t>
+            <w:r>
+              <w:t>Semanas formadas inicialmente</w:t>
             </w:r>
           </w:p>
         </w:tc>
@@ -934,17 +913,8 @@
             </w:tcMar>
           </w:tcPr>
           <w:p>
-            <w:pPr>
-              <w:pStyle w:val="Compact"/>
-              <w:spacing w:before="0" w:after="40" w:line="240" w:lineRule="auto"/>
-              <w:jc w:val="center"/>
-            </w:pPr>
-            <w:r>
-              <w:rPr>
-                <w:rFonts w:ascii="Calibri" w:hAnsi="Calibri"/>
-                <w:sz w:val="19"/>
-              </w:rPr>
-              <w:t xml:space="preserve">301</w:t>
+            <w:r>
+              <w:t>301</w:t>
             </w:r>
           </w:p>
         </w:tc>
@@ -965,17 +935,8 @@
             </w:tcMar>
           </w:tcPr>
           <w:p>
-            <w:pPr>
-              <w:pStyle w:val="Compact"/>
-              <w:spacing w:before="0" w:after="40" w:line="240" w:lineRule="auto"/>
-              <w:jc w:val="left"/>
-            </w:pPr>
-            <w:r>
-              <w:rPr>
-                <w:rFonts w:ascii="Calibri" w:hAnsi="Calibri"/>
-                <w:sz w:val="19"/>
-              </w:rPr>
-              <w:t xml:space="preserve">Semanas que superan reglas de cobertura y borde</w:t>
+            <w:r>
+              <w:t>Semanas completas tras excluir bordes</w:t>
             </w:r>
           </w:p>
         </w:tc>
@@ -991,17 +952,52 @@
             </w:tcMar>
           </w:tcPr>
           <w:p>
-            <w:pPr>
-              <w:pStyle w:val="Compact"/>
-              <w:spacing w:before="0" w:after="40" w:line="240" w:lineRule="auto"/>
-              <w:jc w:val="center"/>
-            </w:pPr>
-            <w:r>
-              <w:rPr>
-                <w:rFonts w:ascii="Calibri" w:hAnsi="Calibri"/>
-                <w:sz w:val="19"/>
-              </w:rPr>
-              <w:t xml:space="preserve">289 (96,01%)</w:t>
+            <w:r>
+              <w:t>299</w:t>
+            </w:r>
+          </w:p>
+        </w:tc>
+      </w:tr>
+      <w:tr>
+        <w:tc>
+          <w:tcPr>
+            <w:tcW w:type="dxa" w:w="2700"/>
+          </w:tcPr>
+          <w:p>
+            <w:r>
+              <w:t>Semanas realmente observadas (cobertura ≥75%)</w:t>
+            </w:r>
+          </w:p>
+        </w:tc>
+        <w:tc>
+          <w:tcPr>
+            <w:tcW w:type="dxa" w:w="6660"/>
+          </w:tcPr>
+          <w:p>
+            <w:r>
+              <w:t>289</w:t>
+            </w:r>
+          </w:p>
+        </w:tc>
+      </w:tr>
+      <w:tr>
+        <w:tc>
+          <w:tcPr>
+            <w:tcW w:type="dxa" w:w="2700"/>
+          </w:tcPr>
+          <w:p>
+            <w:r>
+              <w:t>Semanas imputadas por etapa</w:t>
+            </w:r>
+          </w:p>
+        </w:tc>
+        <w:tc>
+          <w:tcPr>
+            <w:tcW w:type="dxa" w:w="6660"/>
+          </w:tcPr>
+          <w:p>
+            <w:r>
+              <w:t>10</w:t>
             </w:r>
           </w:p>
         </w:tc>
@@ -1252,7 +1248,7 @@
         <w:widowControl/>
       </w:pPr>
       <w:r>
-        <w:t xml:space="preserve">Las dos semanas parciales de los extremos fueron excluidas. Para conservar un índice temporal regular se interpolaron diez semanas interiores con cobertura insuficiente; todos los vacíos fueron aislados o tuvieron una extensión máxima de dos semanas. La serie final contiene 299 semanas entre el 12 de enero de 2020 y el 28 de septiembre de 2025.</w:t>
+        <w:t>Las dos semanas parciales de los extremos fueron excluidas. La serie observada contiene 299 semanas entre el 12 de enero de 2020 y el 28 de septiembre de 2025: 289 cumplen la cobertura mínima y 10 requieren imputación para ajustar modelos. La partición se efectuó antes de interpolar. Después se interpoló cada etapa por separado, sólo en vacíos interiores de hasta dos semanas, evitando información futura entre bloques.</w:t>
       </w:r>
     </w:p>
     <w:bookmarkEnd w:id="15"/>
@@ -1368,7 +1364,7 @@
         <w:widowControl/>
       </w:pPr>
       <w:r>
-        <w:t xml:space="preserve">La concentración semanal presentó una media de 312,24 mg/Nm³ y una desviación estándar de 52,68 mg/Nm³. Se observan cambios de nivel y episodios de volatilidad, pero no una tendencia monotónica permanente.</w:t>
+        <w:t>El análisis exploratorio utilizado para formular candidatos se restringió a las 259 semanas de entrenamiento. Su media fue 315,76 mg/Nm³ y su desviación estándar 54,05 mg/Nm³. Se observan cambios de nivel y episodios de volatilidad, pero no una tendencia monotónica permanente.</w:t>
       </w:r>
     </w:p>
     <w:p>
@@ -1445,7 +1441,7 @@
         <w:widowControl/>
       </w:pPr>
       <w:r>
-        <w:t xml:space="preserve">La descomposición con periodo 52 describe movimientos de baja frecuencia y un patrón intraanual, pero ese periodo fue impuesto para explorar la serie y no demuestra por sí solo una estacionalidad anual estable. La ACF y la PACF muestran dependencia principalmente de corto plazo; el rezago 52 no presenta un aporte claro. Por ello no se impuso una estructura autorregresiva anual.</w:t>
+        <w:t>La descomposición con periodo 52, aplicada sólo al entrenamiento, describe movimientos de baja frecuencia y un patrón intraanual, pero ese periodo impuesto no demuestra por sí solo estacionalidad anual estable. ACF y PACF del entrenamiento muestran dependencia principalmente de corto plazo; por ello no se impuso una estructura autorregresiva anual.</w:t>
       </w:r>
     </w:p>
     <w:p>
@@ -1522,34 +1518,7 @@
         <w:widowControl/>
       </w:pPr>
       <w:r>
-        <w:t xml:space="preserve">La prueba Dickey-Fuller aumentada produjo en nivel un estadístico de -2,852 y valor p de 0,051. El resultado es limítrofe: al 5% no se rechaza formalmente la hipótesis de raíz unitaria. En primera diferencia, el valor p fue prácticamente cero. Siguiendo el procedimiento utilizado en el material del curso, se compararon candidatos ARIMA con</w:t>
-      </w:r>
-      <w:r>
-        <w:t xml:space="preserve"> </w:t>
-      </w:r>
-      <w:r>
-        <w:rPr>
-          <w:rStyle w:val="VerbatimChar"/>
-        </w:rPr>
-        <w:t xml:space="preserve">d=0</w:t>
-      </w:r>
-      <w:r>
-        <w:t xml:space="preserve"> </w:t>
-      </w:r>
-      <w:r>
-        <w:t xml:space="preserve">y</w:t>
-      </w:r>
-      <w:r>
-        <w:t xml:space="preserve"> </w:t>
-      </w:r>
-      <w:r>
-        <w:rPr>
-          <w:rStyle w:val="VerbatimChar"/>
-        </w:rPr>
-        <w:t xml:space="preserve">d=1</w:t>
-      </w:r>
-      <w:r>
-        <w:t xml:space="preserve">, y se utilizó la validación temporal junto con el diagnóstico residual para seleccionar el modelo.</w:t>
+        <w:t>En las 259 semanas de entrenamiento, Dickey-Fuller aumentado produjo en nivel un estadístico de -2,673 y valor p de 0,079; al 5% no se rechaza la raíz unitaria. En primera diferencia, el valor p fue prácticamente cero. Con ACF y PACF calculadas también sólo en entrenamiento, se propusieron candidatos ARIMA con d=0 y d=1.</w:t>
       </w:r>
     </w:p>
     <w:bookmarkEnd w:id="26"/>
@@ -1571,7 +1540,7 @@
         <w:widowControl/>
       </w:pPr>
       <w:r>
-        <w:t xml:space="preserve">La serie se dividió cronológicamente en entrenamiento, validación de 32 semanas y prueba final de 8 semanas. La prueba se mantuvo completamente fuera de la selección.</w:t>
+        <w:t>La serie observada se dividió cronológicamente antes de imputar y diagnosticar: entrenamiento de 259 semanas (12-01-2020 a 22-12-2024; 250 observadas y 9 imputadas), validación de 32 semanas (29-12-2024 a 03-08-2025; todas observadas) y prueba final de 8 semanas (10-08-2025 a 28-09-2025; 7 observadas y 1 imputada). La prueba permaneció completamente fuera de la selección.</w:t>
       </w:r>
     </w:p>
     <w:p>
@@ -1761,7 +1730,7 @@
         <w:widowControl/>
       </w:pPr>
       <w:r>
-        <w:t xml:space="preserve">La regla se fijó antes de observar la prueba final: un modelo debía superar Ljung-Box al 5% y, entre los candidatos apropiados, se escogería el menor RMSE de validación. MAE, MAPE y sMAPE se utilizaron como medidas complementarias. El AIC se informó únicamente como referencia dentro de modelos probabilísticos y no para ordenar familias diferentes.</w:t>
+        <w:t>La regla se fijó antes de observar la prueba final: un modelo debía superar Ljung-Box al 5% y, entre los candidatos apropiados, se escogería el menor RMSE de validación calculado sólo sobre semanas observadas. En los ARIMA se excluyeron los residuos iniciales de loglikelihood_burn y se usó model_df=p+q. MAE, MAPE y sMAPE se informaron como medidas complementarias; AIC sólo como referencia entre modelos probabilísticos comparables.</w:t>
       </w:r>
     </w:p>
     <w:p>
@@ -2018,159 +1987,93 @@
             </w:tcMar>
           </w:tcPr>
           <w:p>
-            <w:pPr>
-              <w:pStyle w:val="Compact"/>
-              <w:spacing w:before="0" w:after="40" w:line="240" w:lineRule="auto"/>
-              <w:jc w:val="left"/>
-            </w:pPr>
-            <w:r>
-              <w:rPr>
-                <w:rFonts w:ascii="Calibri" w:hAnsi="Calibri"/>
-                <w:b/>
-                <w:bCs/>
-                <w:sz w:val="17"/>
-              </w:rPr>
-              <w:t xml:space="preserve">ARIMA(3,0,0)</w:t>
-            </w:r>
-          </w:p>
-        </w:tc>
-        <w:tc>
-          <w:tcPr>
-            <w:tcW w:type="dxa" w:w="1372"/>
-            <w:vAlign w:val="center"/>
-            <w:tcMar>
-              <w:top w:w="80" w:type="dxa"/>
-              <w:start w:w="120" w:type="dxa"/>
-              <w:bottom w:w="80" w:type="dxa"/>
-              <w:end w:w="120" w:type="dxa"/>
-            </w:tcMar>
-          </w:tcPr>
-          <w:p>
-            <w:pPr>
-              <w:pStyle w:val="Compact"/>
-              <w:spacing w:before="0" w:after="40" w:line="240" w:lineRule="auto"/>
-              <w:jc w:val="center"/>
-            </w:pPr>
-            <w:r>
-              <w:rPr>
-                <w:rFonts w:ascii="Calibri" w:hAnsi="Calibri"/>
-                <w:b/>
-                <w:bCs/>
-                <w:sz w:val="17"/>
-              </w:rPr>
-              <w:t xml:space="preserve">35,99</w:t>
-            </w:r>
-          </w:p>
-        </w:tc>
-        <w:tc>
-          <w:tcPr>
-            <w:tcW w:type="dxa" w:w="1372"/>
-            <w:vAlign w:val="center"/>
-            <w:tcMar>
-              <w:top w:w="80" w:type="dxa"/>
-              <w:start w:w="120" w:type="dxa"/>
-              <w:bottom w:w="80" w:type="dxa"/>
-              <w:end w:w="120" w:type="dxa"/>
-            </w:tcMar>
-          </w:tcPr>
-          <w:p>
-            <w:pPr>
-              <w:pStyle w:val="Compact"/>
-              <w:spacing w:before="0" w:after="40" w:line="240" w:lineRule="auto"/>
-              <w:jc w:val="center"/>
-            </w:pPr>
-            <w:r>
-              <w:rPr>
-                <w:rFonts w:ascii="Calibri" w:hAnsi="Calibri"/>
-                <w:b/>
-                <w:bCs/>
-                <w:sz w:val="17"/>
-              </w:rPr>
-              <w:t xml:space="preserve">29,24</w:t>
-            </w:r>
-          </w:p>
-        </w:tc>
-        <w:tc>
-          <w:tcPr>
-            <w:tcW w:type="dxa" w:w="1372"/>
-            <w:vAlign w:val="center"/>
-            <w:tcMar>
-              <w:top w:w="80" w:type="dxa"/>
-              <w:start w:w="120" w:type="dxa"/>
-              <w:bottom w:w="80" w:type="dxa"/>
-              <w:end w:w="120" w:type="dxa"/>
-            </w:tcMar>
-          </w:tcPr>
-          <w:p>
-            <w:pPr>
-              <w:pStyle w:val="Compact"/>
-              <w:spacing w:before="0" w:after="40" w:line="240" w:lineRule="auto"/>
-              <w:jc w:val="center"/>
-            </w:pPr>
-            <w:r>
-              <w:rPr>
-                <w:rFonts w:ascii="Calibri" w:hAnsi="Calibri"/>
-                <w:b/>
-                <w:bCs/>
-                <w:sz w:val="17"/>
-              </w:rPr>
-              <w:t xml:space="preserve">10,80</w:t>
-            </w:r>
-          </w:p>
-        </w:tc>
-        <w:tc>
-          <w:tcPr>
-            <w:tcW w:type="dxa" w:w="1372"/>
-            <w:vAlign w:val="center"/>
-            <w:tcMar>
-              <w:top w:w="80" w:type="dxa"/>
-              <w:start w:w="120" w:type="dxa"/>
-              <w:bottom w:w="80" w:type="dxa"/>
-              <w:end w:w="120" w:type="dxa"/>
-            </w:tcMar>
-          </w:tcPr>
-          <w:p>
-            <w:pPr>
-              <w:pStyle w:val="Compact"/>
-              <w:spacing w:before="0" w:after="40" w:line="240" w:lineRule="auto"/>
-              <w:jc w:val="center"/>
-            </w:pPr>
-            <w:r>
-              <w:rPr>
-                <w:rFonts w:ascii="Calibri" w:hAnsi="Calibri"/>
-                <w:b/>
-                <w:bCs/>
-                <w:sz w:val="17"/>
-              </w:rPr>
-              <w:t xml:space="preserve">10,23</w:t>
-            </w:r>
-          </w:p>
-        </w:tc>
-        <w:tc>
-          <w:tcPr>
-            <w:tcW w:type="dxa" w:w="1372"/>
-            <w:vAlign w:val="center"/>
-            <w:tcMar>
-              <w:top w:w="80" w:type="dxa"/>
-              <w:start w:w="120" w:type="dxa"/>
-              <w:bottom w:w="80" w:type="dxa"/>
-              <w:end w:w="120" w:type="dxa"/>
-            </w:tcMar>
-          </w:tcPr>
-          <w:p>
-            <w:pPr>
-              <w:pStyle w:val="Compact"/>
-              <w:spacing w:before="0" w:after="40" w:line="240" w:lineRule="auto"/>
-              <w:jc w:val="center"/>
-            </w:pPr>
-            <w:r>
-              <w:rPr>
-                <w:rFonts w:ascii="Calibri" w:hAnsi="Calibri"/>
-                <w:b/>
-                <w:bCs/>
-                <w:sz w:val="17"/>
-              </w:rPr>
-              <w:t xml:space="preserve">0,529</w:t>
+            <w:r>
+              <w:t>ARIMA(3,0,0)</w:t>
+            </w:r>
+          </w:p>
+        </w:tc>
+        <w:tc>
+          <w:tcPr>
+            <w:tcW w:type="dxa" w:w="1372"/>
+            <w:vAlign w:val="center"/>
+            <w:tcMar>
+              <w:top w:w="80" w:type="dxa"/>
+              <w:start w:w="120" w:type="dxa"/>
+              <w:bottom w:w="80" w:type="dxa"/>
+              <w:end w:w="120" w:type="dxa"/>
+            </w:tcMar>
+          </w:tcPr>
+          <w:p>
+            <w:r>
+              <w:t>35,99</w:t>
+            </w:r>
+          </w:p>
+        </w:tc>
+        <w:tc>
+          <w:tcPr>
+            <w:tcW w:type="dxa" w:w="1372"/>
+            <w:vAlign w:val="center"/>
+            <w:tcMar>
+              <w:top w:w="80" w:type="dxa"/>
+              <w:start w:w="120" w:type="dxa"/>
+              <w:bottom w:w="80" w:type="dxa"/>
+              <w:end w:w="120" w:type="dxa"/>
+            </w:tcMar>
+          </w:tcPr>
+          <w:p>
+            <w:r>
+              <w:t>29,24</w:t>
+            </w:r>
+          </w:p>
+        </w:tc>
+        <w:tc>
+          <w:tcPr>
+            <w:tcW w:type="dxa" w:w="1372"/>
+            <w:vAlign w:val="center"/>
+            <w:tcMar>
+              <w:top w:w="80" w:type="dxa"/>
+              <w:start w:w="120" w:type="dxa"/>
+              <w:bottom w:w="80" w:type="dxa"/>
+              <w:end w:w="120" w:type="dxa"/>
+            </w:tcMar>
+          </w:tcPr>
+          <w:p>
+            <w:r>
+              <w:t>10,80</w:t>
+            </w:r>
+          </w:p>
+        </w:tc>
+        <w:tc>
+          <w:tcPr>
+            <w:tcW w:type="dxa" w:w="1372"/>
+            <w:vAlign w:val="center"/>
+            <w:tcMar>
+              <w:top w:w="80" w:type="dxa"/>
+              <w:start w:w="120" w:type="dxa"/>
+              <w:bottom w:w="80" w:type="dxa"/>
+              <w:end w:w="120" w:type="dxa"/>
+            </w:tcMar>
+          </w:tcPr>
+          <w:p>
+            <w:r>
+              <w:t>10,23</w:t>
+            </w:r>
+          </w:p>
+        </w:tc>
+        <w:tc>
+          <w:tcPr>
+            <w:tcW w:type="dxa" w:w="1372"/>
+            <w:vAlign w:val="center"/>
+            <w:tcMar>
+              <w:top w:w="80" w:type="dxa"/>
+              <w:start w:w="120" w:type="dxa"/>
+              <w:bottom w:w="80" w:type="dxa"/>
+              <w:end w:w="120" w:type="dxa"/>
+            </w:tcMar>
+          </w:tcPr>
+          <w:p>
+            <w:r>
+              <w:t>0,822</w:t>
             </w:r>
           </w:p>
         </w:tc>
@@ -2191,147 +2094,93 @@
             </w:tcMar>
           </w:tcPr>
           <w:p>
-            <w:pPr>
-              <w:pStyle w:val="Compact"/>
-              <w:spacing w:before="0" w:after="40" w:line="240" w:lineRule="auto"/>
-              <w:jc w:val="left"/>
-            </w:pPr>
-            <w:r>
-              <w:rPr>
-                <w:rFonts w:ascii="Calibri" w:hAnsi="Calibri"/>
-                <w:sz w:val="17"/>
-              </w:rPr>
-              <w:t xml:space="preserve">Ingenuo último valor</w:t>
-            </w:r>
-          </w:p>
-        </w:tc>
-        <w:tc>
-          <w:tcPr>
-            <w:tcW w:type="dxa" w:w="1372"/>
-            <w:vAlign w:val="center"/>
-            <w:tcMar>
-              <w:top w:w="80" w:type="dxa"/>
-              <w:start w:w="120" w:type="dxa"/>
-              <w:bottom w:w="80" w:type="dxa"/>
-              <w:end w:w="120" w:type="dxa"/>
-            </w:tcMar>
-          </w:tcPr>
-          <w:p>
-            <w:pPr>
-              <w:pStyle w:val="Compact"/>
-              <w:spacing w:before="0" w:after="40" w:line="240" w:lineRule="auto"/>
-              <w:jc w:val="center"/>
-            </w:pPr>
-            <w:r>
-              <w:rPr>
-                <w:rFonts w:ascii="Calibri" w:hAnsi="Calibri"/>
-                <w:sz w:val="17"/>
-              </w:rPr>
-              <w:t xml:space="preserve">38,93</w:t>
-            </w:r>
-          </w:p>
-        </w:tc>
-        <w:tc>
-          <w:tcPr>
-            <w:tcW w:type="dxa" w:w="1372"/>
-            <w:vAlign w:val="center"/>
-            <w:tcMar>
-              <w:top w:w="80" w:type="dxa"/>
-              <w:start w:w="120" w:type="dxa"/>
-              <w:bottom w:w="80" w:type="dxa"/>
-              <w:end w:w="120" w:type="dxa"/>
-            </w:tcMar>
-          </w:tcPr>
-          <w:p>
-            <w:pPr>
-              <w:pStyle w:val="Compact"/>
-              <w:spacing w:before="0" w:after="40" w:line="240" w:lineRule="auto"/>
-              <w:jc w:val="center"/>
-            </w:pPr>
-            <w:r>
-              <w:rPr>
-                <w:rFonts w:ascii="Calibri" w:hAnsi="Calibri"/>
-                <w:sz w:val="17"/>
-              </w:rPr>
-              <w:t xml:space="preserve">33,40</w:t>
-            </w:r>
-          </w:p>
-        </w:tc>
-        <w:tc>
-          <w:tcPr>
-            <w:tcW w:type="dxa" w:w="1372"/>
-            <w:vAlign w:val="center"/>
-            <w:tcMar>
-              <w:top w:w="80" w:type="dxa"/>
-              <w:start w:w="120" w:type="dxa"/>
-              <w:bottom w:w="80" w:type="dxa"/>
-              <w:end w:w="120" w:type="dxa"/>
-            </w:tcMar>
-          </w:tcPr>
-          <w:p>
-            <w:pPr>
-              <w:pStyle w:val="Compact"/>
-              <w:spacing w:before="0" w:after="40" w:line="240" w:lineRule="auto"/>
-              <w:jc w:val="center"/>
-            </w:pPr>
-            <w:r>
-              <w:rPr>
-                <w:rFonts w:ascii="Calibri" w:hAnsi="Calibri"/>
-                <w:sz w:val="17"/>
-              </w:rPr>
-              <w:t xml:space="preserve">11,51</w:t>
-            </w:r>
-          </w:p>
-        </w:tc>
-        <w:tc>
-          <w:tcPr>
-            <w:tcW w:type="dxa" w:w="1372"/>
-            <w:vAlign w:val="center"/>
-            <w:tcMar>
-              <w:top w:w="80" w:type="dxa"/>
-              <w:start w:w="120" w:type="dxa"/>
-              <w:bottom w:w="80" w:type="dxa"/>
-              <w:end w:w="120" w:type="dxa"/>
-            </w:tcMar>
-          </w:tcPr>
-          <w:p>
-            <w:pPr>
-              <w:pStyle w:val="Compact"/>
-              <w:spacing w:before="0" w:after="40" w:line="240" w:lineRule="auto"/>
-              <w:jc w:val="center"/>
-            </w:pPr>
-            <w:r>
-              <w:rPr>
-                <w:rFonts w:ascii="Calibri" w:hAnsi="Calibri"/>
-                <w:sz w:val="17"/>
-              </w:rPr>
-              <w:t xml:space="preserve">11,71</w:t>
-            </w:r>
-          </w:p>
-        </w:tc>
-        <w:tc>
-          <w:tcPr>
-            <w:tcW w:type="dxa" w:w="1372"/>
-            <w:vAlign w:val="center"/>
-            <w:tcMar>
-              <w:top w:w="80" w:type="dxa"/>
-              <w:start w:w="120" w:type="dxa"/>
-              <w:bottom w:w="80" w:type="dxa"/>
-              <w:end w:w="120" w:type="dxa"/>
-            </w:tcMar>
-          </w:tcPr>
-          <w:p>
-            <w:pPr>
-              <w:pStyle w:val="Compact"/>
-              <w:spacing w:before="0" w:after="40" w:line="240" w:lineRule="auto"/>
-              <w:jc w:val="center"/>
-            </w:pPr>
-            <w:r>
-              <w:rPr>
-                <w:rFonts w:ascii="Calibri" w:hAnsi="Calibri"/>
-                <w:sz w:val="17"/>
-              </w:rPr>
-              <w:t xml:space="preserve">&lt;0,001</w:t>
+            <w:r>
+              <w:t>Ingenuo último valor</w:t>
+            </w:r>
+          </w:p>
+        </w:tc>
+        <w:tc>
+          <w:tcPr>
+            <w:tcW w:type="dxa" w:w="1372"/>
+            <w:vAlign w:val="center"/>
+            <w:tcMar>
+              <w:top w:w="80" w:type="dxa"/>
+              <w:start w:w="120" w:type="dxa"/>
+              <w:bottom w:w="80" w:type="dxa"/>
+              <w:end w:w="120" w:type="dxa"/>
+            </w:tcMar>
+          </w:tcPr>
+          <w:p>
+            <w:r>
+              <w:t>38,93</w:t>
+            </w:r>
+          </w:p>
+        </w:tc>
+        <w:tc>
+          <w:tcPr>
+            <w:tcW w:type="dxa" w:w="1372"/>
+            <w:vAlign w:val="center"/>
+            <w:tcMar>
+              <w:top w:w="80" w:type="dxa"/>
+              <w:start w:w="120" w:type="dxa"/>
+              <w:bottom w:w="80" w:type="dxa"/>
+              <w:end w:w="120" w:type="dxa"/>
+            </w:tcMar>
+          </w:tcPr>
+          <w:p>
+            <w:r>
+              <w:t>33,40</w:t>
+            </w:r>
+          </w:p>
+        </w:tc>
+        <w:tc>
+          <w:tcPr>
+            <w:tcW w:type="dxa" w:w="1372"/>
+            <w:vAlign w:val="center"/>
+            <w:tcMar>
+              <w:top w:w="80" w:type="dxa"/>
+              <w:start w:w="120" w:type="dxa"/>
+              <w:bottom w:w="80" w:type="dxa"/>
+              <w:end w:w="120" w:type="dxa"/>
+            </w:tcMar>
+          </w:tcPr>
+          <w:p>
+            <w:r>
+              <w:t>11,51</w:t>
+            </w:r>
+          </w:p>
+        </w:tc>
+        <w:tc>
+          <w:tcPr>
+            <w:tcW w:type="dxa" w:w="1372"/>
+            <w:vAlign w:val="center"/>
+            <w:tcMar>
+              <w:top w:w="80" w:type="dxa"/>
+              <w:start w:w="120" w:type="dxa"/>
+              <w:bottom w:w="80" w:type="dxa"/>
+              <w:end w:w="120" w:type="dxa"/>
+            </w:tcMar>
+          </w:tcPr>
+          <w:p>
+            <w:r>
+              <w:t>11,71</w:t>
+            </w:r>
+          </w:p>
+        </w:tc>
+        <w:tc>
+          <w:tcPr>
+            <w:tcW w:type="dxa" w:w="1372"/>
+            <w:vAlign w:val="center"/>
+            <w:tcMar>
+              <w:top w:w="80" w:type="dxa"/>
+              <w:start w:w="120" w:type="dxa"/>
+              <w:bottom w:w="80" w:type="dxa"/>
+              <w:end w:w="120" w:type="dxa"/>
+            </w:tcMar>
+          </w:tcPr>
+          <w:p>
+            <w:r>
+              <w:t>&lt;0,001</w:t>
             </w:r>
           </w:p>
         </w:tc>
@@ -2352,147 +2201,93 @@
             </w:tcMar>
           </w:tcPr>
           <w:p>
-            <w:pPr>
-              <w:pStyle w:val="Compact"/>
-              <w:spacing w:before="0" w:after="40" w:line="240" w:lineRule="auto"/>
-              <w:jc w:val="left"/>
-            </w:pPr>
-            <w:r>
-              <w:rPr>
-                <w:rFonts w:ascii="Calibri" w:hAnsi="Calibri"/>
-                <w:sz w:val="17"/>
-              </w:rPr>
-              <w:t xml:space="preserve">ARIMA(1,0,0)</w:t>
-            </w:r>
-          </w:p>
-        </w:tc>
-        <w:tc>
-          <w:tcPr>
-            <w:tcW w:type="dxa" w:w="1372"/>
-            <w:vAlign w:val="center"/>
-            <w:tcMar>
-              <w:top w:w="80" w:type="dxa"/>
-              <w:start w:w="120" w:type="dxa"/>
-              <w:bottom w:w="80" w:type="dxa"/>
-              <w:end w:w="120" w:type="dxa"/>
-            </w:tcMar>
-          </w:tcPr>
-          <w:p>
-            <w:pPr>
-              <w:pStyle w:val="Compact"/>
-              <w:spacing w:before="0" w:after="40" w:line="240" w:lineRule="auto"/>
-              <w:jc w:val="center"/>
-            </w:pPr>
-            <w:r>
-              <w:rPr>
-                <w:rFonts w:ascii="Calibri" w:hAnsi="Calibri"/>
-                <w:sz w:val="17"/>
-              </w:rPr>
-              <w:t xml:space="preserve">39,10</w:t>
-            </w:r>
-          </w:p>
-        </w:tc>
-        <w:tc>
-          <w:tcPr>
-            <w:tcW w:type="dxa" w:w="1372"/>
-            <w:vAlign w:val="center"/>
-            <w:tcMar>
-              <w:top w:w="80" w:type="dxa"/>
-              <w:start w:w="120" w:type="dxa"/>
-              <w:bottom w:w="80" w:type="dxa"/>
-              <w:end w:w="120" w:type="dxa"/>
-            </w:tcMar>
-          </w:tcPr>
-          <w:p>
-            <w:pPr>
-              <w:pStyle w:val="Compact"/>
-              <w:spacing w:before="0" w:after="40" w:line="240" w:lineRule="auto"/>
-              <w:jc w:val="center"/>
-            </w:pPr>
-            <w:r>
-              <w:rPr>
-                <w:rFonts w:ascii="Calibri" w:hAnsi="Calibri"/>
-                <w:sz w:val="17"/>
-              </w:rPr>
-              <w:t xml:space="preserve">29,49</w:t>
-            </w:r>
-          </w:p>
-        </w:tc>
-        <w:tc>
-          <w:tcPr>
-            <w:tcW w:type="dxa" w:w="1372"/>
-            <w:vAlign w:val="center"/>
-            <w:tcMar>
-              <w:top w:w="80" w:type="dxa"/>
-              <w:start w:w="120" w:type="dxa"/>
-              <w:bottom w:w="80" w:type="dxa"/>
-              <w:end w:w="120" w:type="dxa"/>
-            </w:tcMar>
-          </w:tcPr>
-          <w:p>
-            <w:pPr>
-              <w:pStyle w:val="Compact"/>
-              <w:spacing w:before="0" w:after="40" w:line="240" w:lineRule="auto"/>
-              <w:jc w:val="center"/>
-            </w:pPr>
-            <w:r>
-              <w:rPr>
-                <w:rFonts w:ascii="Calibri" w:hAnsi="Calibri"/>
-                <w:sz w:val="17"/>
-              </w:rPr>
-              <w:t xml:space="preserve">11,35</w:t>
-            </w:r>
-          </w:p>
-        </w:tc>
-        <w:tc>
-          <w:tcPr>
-            <w:tcW w:type="dxa" w:w="1372"/>
-            <w:vAlign w:val="center"/>
-            <w:tcMar>
-              <w:top w:w="80" w:type="dxa"/>
-              <w:start w:w="120" w:type="dxa"/>
-              <w:bottom w:w="80" w:type="dxa"/>
-              <w:end w:w="120" w:type="dxa"/>
-            </w:tcMar>
-          </w:tcPr>
-          <w:p>
-            <w:pPr>
-              <w:pStyle w:val="Compact"/>
-              <w:spacing w:before="0" w:after="40" w:line="240" w:lineRule="auto"/>
-              <w:jc w:val="center"/>
-            </w:pPr>
-            <w:r>
-              <w:rPr>
-                <w:rFonts w:ascii="Calibri" w:hAnsi="Calibri"/>
-                <w:sz w:val="17"/>
-              </w:rPr>
-              <w:t xml:space="preserve">10,33</w:t>
-            </w:r>
-          </w:p>
-        </w:tc>
-        <w:tc>
-          <w:tcPr>
-            <w:tcW w:type="dxa" w:w="1372"/>
-            <w:vAlign w:val="center"/>
-            <w:tcMar>
-              <w:top w:w="80" w:type="dxa"/>
-              <w:start w:w="120" w:type="dxa"/>
-              <w:bottom w:w="80" w:type="dxa"/>
-              <w:end w:w="120" w:type="dxa"/>
-            </w:tcMar>
-          </w:tcPr>
-          <w:p>
-            <w:pPr>
-              <w:pStyle w:val="Compact"/>
-              <w:spacing w:before="0" w:after="40" w:line="240" w:lineRule="auto"/>
-              <w:jc w:val="center"/>
-            </w:pPr>
-            <w:r>
-              <w:rPr>
-                <w:rFonts w:ascii="Calibri" w:hAnsi="Calibri"/>
-                <w:sz w:val="17"/>
-              </w:rPr>
-              <w:t xml:space="preserve">0,226</w:t>
+            <w:r>
+              <w:t>ARIMA(1,0,0)</w:t>
+            </w:r>
+          </w:p>
+        </w:tc>
+        <w:tc>
+          <w:tcPr>
+            <w:tcW w:type="dxa" w:w="1372"/>
+            <w:vAlign w:val="center"/>
+            <w:tcMar>
+              <w:top w:w="80" w:type="dxa"/>
+              <w:start w:w="120" w:type="dxa"/>
+              <w:bottom w:w="80" w:type="dxa"/>
+              <w:end w:w="120" w:type="dxa"/>
+            </w:tcMar>
+          </w:tcPr>
+          <w:p>
+            <w:r>
+              <w:t>39,10</w:t>
+            </w:r>
+          </w:p>
+        </w:tc>
+        <w:tc>
+          <w:tcPr>
+            <w:tcW w:type="dxa" w:w="1372"/>
+            <w:vAlign w:val="center"/>
+            <w:tcMar>
+              <w:top w:w="80" w:type="dxa"/>
+              <w:start w:w="120" w:type="dxa"/>
+              <w:bottom w:w="80" w:type="dxa"/>
+              <w:end w:w="120" w:type="dxa"/>
+            </w:tcMar>
+          </w:tcPr>
+          <w:p>
+            <w:r>
+              <w:t>29,49</w:t>
+            </w:r>
+          </w:p>
+        </w:tc>
+        <w:tc>
+          <w:tcPr>
+            <w:tcW w:type="dxa" w:w="1372"/>
+            <w:vAlign w:val="center"/>
+            <w:tcMar>
+              <w:top w:w="80" w:type="dxa"/>
+              <w:start w:w="120" w:type="dxa"/>
+              <w:bottom w:w="80" w:type="dxa"/>
+              <w:end w:w="120" w:type="dxa"/>
+            </w:tcMar>
+          </w:tcPr>
+          <w:p>
+            <w:r>
+              <w:t>11,35</w:t>
+            </w:r>
+          </w:p>
+        </w:tc>
+        <w:tc>
+          <w:tcPr>
+            <w:tcW w:type="dxa" w:w="1372"/>
+            <w:vAlign w:val="center"/>
+            <w:tcMar>
+              <w:top w:w="80" w:type="dxa"/>
+              <w:start w:w="120" w:type="dxa"/>
+              <w:bottom w:w="80" w:type="dxa"/>
+              <w:end w:w="120" w:type="dxa"/>
+            </w:tcMar>
+          </w:tcPr>
+          <w:p>
+            <w:r>
+              <w:t>10,33</w:t>
+            </w:r>
+          </w:p>
+        </w:tc>
+        <w:tc>
+          <w:tcPr>
+            <w:tcW w:type="dxa" w:w="1372"/>
+            <w:vAlign w:val="center"/>
+            <w:tcMar>
+              <w:top w:w="80" w:type="dxa"/>
+              <w:start w:w="120" w:type="dxa"/>
+              <w:bottom w:w="80" w:type="dxa"/>
+              <w:end w:w="120" w:type="dxa"/>
+            </w:tcMar>
+          </w:tcPr>
+          <w:p>
+            <w:r>
+              <w:t>0,001</w:t>
             </w:r>
           </w:p>
         </w:tc>
@@ -2513,147 +2308,93 @@
             </w:tcMar>
           </w:tcPr>
           <w:p>
-            <w:pPr>
-              <w:pStyle w:val="Compact"/>
-              <w:spacing w:before="0" w:after="40" w:line="240" w:lineRule="auto"/>
-              <w:jc w:val="left"/>
-            </w:pPr>
-            <w:r>
-              <w:rPr>
-                <w:rFonts w:ascii="Calibri" w:hAnsi="Calibri"/>
-                <w:sz w:val="17"/>
-              </w:rPr>
-              <w:t xml:space="preserve">ARIMA(1,1,0)</w:t>
-            </w:r>
-          </w:p>
-        </w:tc>
-        <w:tc>
-          <w:tcPr>
-            <w:tcW w:type="dxa" w:w="1372"/>
-            <w:vAlign w:val="center"/>
-            <w:tcMar>
-              <w:top w:w="80" w:type="dxa"/>
-              <w:start w:w="120" w:type="dxa"/>
-              <w:bottom w:w="80" w:type="dxa"/>
-              <w:end w:w="120" w:type="dxa"/>
-            </w:tcMar>
-          </w:tcPr>
-          <w:p>
-            <w:pPr>
-              <w:pStyle w:val="Compact"/>
-              <w:spacing w:before="0" w:after="40" w:line="240" w:lineRule="auto"/>
-              <w:jc w:val="center"/>
-            </w:pPr>
-            <w:r>
-              <w:rPr>
-                <w:rFonts w:ascii="Calibri" w:hAnsi="Calibri"/>
-                <w:sz w:val="17"/>
-              </w:rPr>
-              <w:t xml:space="preserve">39,52</w:t>
-            </w:r>
-          </w:p>
-        </w:tc>
-        <w:tc>
-          <w:tcPr>
-            <w:tcW w:type="dxa" w:w="1372"/>
-            <w:vAlign w:val="center"/>
-            <w:tcMar>
-              <w:top w:w="80" w:type="dxa"/>
-              <w:start w:w="120" w:type="dxa"/>
-              <w:bottom w:w="80" w:type="dxa"/>
-              <w:end w:w="120" w:type="dxa"/>
-            </w:tcMar>
-          </w:tcPr>
-          <w:p>
-            <w:pPr>
-              <w:pStyle w:val="Compact"/>
-              <w:spacing w:before="0" w:after="40" w:line="240" w:lineRule="auto"/>
-              <w:jc w:val="center"/>
-            </w:pPr>
-            <w:r>
-              <w:rPr>
-                <w:rFonts w:ascii="Calibri" w:hAnsi="Calibri"/>
-                <w:sz w:val="17"/>
-              </w:rPr>
-              <w:t xml:space="preserve">34,01</w:t>
-            </w:r>
-          </w:p>
-        </w:tc>
-        <w:tc>
-          <w:tcPr>
-            <w:tcW w:type="dxa" w:w="1372"/>
-            <w:vAlign w:val="center"/>
-            <w:tcMar>
-              <w:top w:w="80" w:type="dxa"/>
-              <w:start w:w="120" w:type="dxa"/>
-              <w:bottom w:w="80" w:type="dxa"/>
-              <w:end w:w="120" w:type="dxa"/>
-            </w:tcMar>
-          </w:tcPr>
-          <w:p>
-            <w:pPr>
-              <w:pStyle w:val="Compact"/>
-              <w:spacing w:before="0" w:after="40" w:line="240" w:lineRule="auto"/>
-              <w:jc w:val="center"/>
-            </w:pPr>
-            <w:r>
-              <w:rPr>
-                <w:rFonts w:ascii="Calibri" w:hAnsi="Calibri"/>
-                <w:sz w:val="17"/>
-              </w:rPr>
-              <w:t xml:space="preserve">11,66</w:t>
-            </w:r>
-          </w:p>
-        </w:tc>
-        <w:tc>
-          <w:tcPr>
-            <w:tcW w:type="dxa" w:w="1372"/>
-            <w:vAlign w:val="center"/>
-            <w:tcMar>
-              <w:top w:w="80" w:type="dxa"/>
-              <w:start w:w="120" w:type="dxa"/>
-              <w:bottom w:w="80" w:type="dxa"/>
-              <w:end w:w="120" w:type="dxa"/>
-            </w:tcMar>
-          </w:tcPr>
-          <w:p>
-            <w:pPr>
-              <w:pStyle w:val="Compact"/>
-              <w:spacing w:before="0" w:after="40" w:line="240" w:lineRule="auto"/>
-              <w:jc w:val="center"/>
-            </w:pPr>
-            <w:r>
-              <w:rPr>
-                <w:rFonts w:ascii="Calibri" w:hAnsi="Calibri"/>
-                <w:sz w:val="17"/>
-              </w:rPr>
-              <w:t xml:space="preserve">11,93</w:t>
-            </w:r>
-          </w:p>
-        </w:tc>
-        <w:tc>
-          <w:tcPr>
-            <w:tcW w:type="dxa" w:w="1372"/>
-            <w:vAlign w:val="center"/>
-            <w:tcMar>
-              <w:top w:w="80" w:type="dxa"/>
-              <w:start w:w="120" w:type="dxa"/>
-              <w:bottom w:w="80" w:type="dxa"/>
-              <w:end w:w="120" w:type="dxa"/>
-            </w:tcMar>
-          </w:tcPr>
-          <w:p>
-            <w:pPr>
-              <w:pStyle w:val="Compact"/>
-              <w:spacing w:before="0" w:after="40" w:line="240" w:lineRule="auto"/>
-              <w:jc w:val="center"/>
-            </w:pPr>
-            <w:r>
-              <w:rPr>
-                <w:rFonts w:ascii="Calibri" w:hAnsi="Calibri"/>
-                <w:sz w:val="17"/>
-              </w:rPr>
-              <w:t xml:space="preserve">0,266</w:t>
+            <w:r>
+              <w:t>ARIMA(1,1,0)</w:t>
+            </w:r>
+          </w:p>
+        </w:tc>
+        <w:tc>
+          <w:tcPr>
+            <w:tcW w:type="dxa" w:w="1372"/>
+            <w:vAlign w:val="center"/>
+            <w:tcMar>
+              <w:top w:w="80" w:type="dxa"/>
+              <w:start w:w="120" w:type="dxa"/>
+              <w:bottom w:w="80" w:type="dxa"/>
+              <w:end w:w="120" w:type="dxa"/>
+            </w:tcMar>
+          </w:tcPr>
+          <w:p>
+            <w:r>
+              <w:t>39,52</w:t>
+            </w:r>
+          </w:p>
+        </w:tc>
+        <w:tc>
+          <w:tcPr>
+            <w:tcW w:type="dxa" w:w="1372"/>
+            <w:vAlign w:val="center"/>
+            <w:tcMar>
+              <w:top w:w="80" w:type="dxa"/>
+              <w:start w:w="120" w:type="dxa"/>
+              <w:bottom w:w="80" w:type="dxa"/>
+              <w:end w:w="120" w:type="dxa"/>
+            </w:tcMar>
+          </w:tcPr>
+          <w:p>
+            <w:r>
+              <w:t>34,01</w:t>
+            </w:r>
+          </w:p>
+        </w:tc>
+        <w:tc>
+          <w:tcPr>
+            <w:tcW w:type="dxa" w:w="1372"/>
+            <w:vAlign w:val="center"/>
+            <w:tcMar>
+              <w:top w:w="80" w:type="dxa"/>
+              <w:start w:w="120" w:type="dxa"/>
+              <w:bottom w:w="80" w:type="dxa"/>
+              <w:end w:w="120" w:type="dxa"/>
+            </w:tcMar>
+          </w:tcPr>
+          <w:p>
+            <w:r>
+              <w:t>11,66</w:t>
+            </w:r>
+          </w:p>
+        </w:tc>
+        <w:tc>
+          <w:tcPr>
+            <w:tcW w:type="dxa" w:w="1372"/>
+            <w:vAlign w:val="center"/>
+            <w:tcMar>
+              <w:top w:w="80" w:type="dxa"/>
+              <w:start w:w="120" w:type="dxa"/>
+              <w:bottom w:w="80" w:type="dxa"/>
+              <w:end w:w="120" w:type="dxa"/>
+            </w:tcMar>
+          </w:tcPr>
+          <w:p>
+            <w:r>
+              <w:t>11,93</w:t>
+            </w:r>
+          </w:p>
+        </w:tc>
+        <w:tc>
+          <w:tcPr>
+            <w:tcW w:type="dxa" w:w="1372"/>
+            <w:vAlign w:val="center"/>
+            <w:tcMar>
+              <w:top w:w="80" w:type="dxa"/>
+              <w:start w:w="120" w:type="dxa"/>
+              <w:bottom w:w="80" w:type="dxa"/>
+              <w:end w:w="120" w:type="dxa"/>
+            </w:tcMar>
+          </w:tcPr>
+          <w:p>
+            <w:r>
+              <w:t>&lt;0,001</w:t>
             </w:r>
           </w:p>
         </w:tc>
@@ -2674,147 +2415,93 @@
             </w:tcMar>
           </w:tcPr>
           <w:p>
-            <w:pPr>
-              <w:pStyle w:val="Compact"/>
-              <w:spacing w:before="0" w:after="40" w:line="240" w:lineRule="auto"/>
-              <w:jc w:val="left"/>
-            </w:pPr>
-            <w:r>
-              <w:rPr>
-                <w:rFonts w:ascii="Calibri" w:hAnsi="Calibri"/>
-                <w:sz w:val="17"/>
-              </w:rPr>
-              <w:t xml:space="preserve">Drift</w:t>
-            </w:r>
-          </w:p>
-        </w:tc>
-        <w:tc>
-          <w:tcPr>
-            <w:tcW w:type="dxa" w:w="1372"/>
-            <w:vAlign w:val="center"/>
-            <w:tcMar>
-              <w:top w:w="80" w:type="dxa"/>
-              <w:start w:w="120" w:type="dxa"/>
-              <w:bottom w:w="80" w:type="dxa"/>
-              <w:end w:w="120" w:type="dxa"/>
-            </w:tcMar>
-          </w:tcPr>
-          <w:p>
-            <w:pPr>
-              <w:pStyle w:val="Compact"/>
-              <w:spacing w:before="0" w:after="40" w:line="240" w:lineRule="auto"/>
-              <w:jc w:val="center"/>
-            </w:pPr>
-            <w:r>
-              <w:rPr>
-                <w:rFonts w:ascii="Calibri" w:hAnsi="Calibri"/>
-                <w:sz w:val="17"/>
-              </w:rPr>
-              <w:t xml:space="preserve">39,91</w:t>
-            </w:r>
-          </w:p>
-        </w:tc>
-        <w:tc>
-          <w:tcPr>
-            <w:tcW w:type="dxa" w:w="1372"/>
-            <w:vAlign w:val="center"/>
-            <w:tcMar>
-              <w:top w:w="80" w:type="dxa"/>
-              <w:start w:w="120" w:type="dxa"/>
-              <w:bottom w:w="80" w:type="dxa"/>
-              <w:end w:w="120" w:type="dxa"/>
-            </w:tcMar>
-          </w:tcPr>
-          <w:p>
-            <w:pPr>
-              <w:pStyle w:val="Compact"/>
-              <w:spacing w:before="0" w:after="40" w:line="240" w:lineRule="auto"/>
-              <w:jc w:val="center"/>
-            </w:pPr>
-            <w:r>
-              <w:rPr>
-                <w:rFonts w:ascii="Calibri" w:hAnsi="Calibri"/>
-                <w:sz w:val="17"/>
-              </w:rPr>
-              <w:t xml:space="preserve">34,09</w:t>
-            </w:r>
-          </w:p>
-        </w:tc>
-        <w:tc>
-          <w:tcPr>
-            <w:tcW w:type="dxa" w:w="1372"/>
-            <w:vAlign w:val="center"/>
-            <w:tcMar>
-              <w:top w:w="80" w:type="dxa"/>
-              <w:start w:w="120" w:type="dxa"/>
-              <w:bottom w:w="80" w:type="dxa"/>
-              <w:end w:w="120" w:type="dxa"/>
-            </w:tcMar>
-          </w:tcPr>
-          <w:p>
-            <w:pPr>
-              <w:pStyle w:val="Compact"/>
-              <w:spacing w:before="0" w:after="40" w:line="240" w:lineRule="auto"/>
-              <w:jc w:val="center"/>
-            </w:pPr>
-            <w:r>
-              <w:rPr>
-                <w:rFonts w:ascii="Calibri" w:hAnsi="Calibri"/>
-                <w:sz w:val="17"/>
-              </w:rPr>
-              <w:t xml:space="preserve">11,65</w:t>
-            </w:r>
-          </w:p>
-        </w:tc>
-        <w:tc>
-          <w:tcPr>
-            <w:tcW w:type="dxa" w:w="1372"/>
-            <w:vAlign w:val="center"/>
-            <w:tcMar>
-              <w:top w:w="80" w:type="dxa"/>
-              <w:start w:w="120" w:type="dxa"/>
-              <w:bottom w:w="80" w:type="dxa"/>
-              <w:end w:w="120" w:type="dxa"/>
-            </w:tcMar>
-          </w:tcPr>
-          <w:p>
-            <w:pPr>
-              <w:pStyle w:val="Compact"/>
-              <w:spacing w:before="0" w:after="40" w:line="240" w:lineRule="auto"/>
-              <w:jc w:val="center"/>
-            </w:pPr>
-            <w:r>
-              <w:rPr>
-                <w:rFonts w:ascii="Calibri" w:hAnsi="Calibri"/>
-                <w:sz w:val="17"/>
-              </w:rPr>
-              <w:t xml:space="preserve">11,96</w:t>
-            </w:r>
-          </w:p>
-        </w:tc>
-        <w:tc>
-          <w:tcPr>
-            <w:tcW w:type="dxa" w:w="1372"/>
-            <w:vAlign w:val="center"/>
-            <w:tcMar>
-              <w:top w:w="80" w:type="dxa"/>
-              <w:start w:w="120" w:type="dxa"/>
-              <w:bottom w:w="80" w:type="dxa"/>
-              <w:end w:w="120" w:type="dxa"/>
-            </w:tcMar>
-          </w:tcPr>
-          <w:p>
-            <w:pPr>
-              <w:pStyle w:val="Compact"/>
-              <w:spacing w:before="0" w:after="40" w:line="240" w:lineRule="auto"/>
-              <w:jc w:val="center"/>
-            </w:pPr>
-            <w:r>
-              <w:rPr>
-                <w:rFonts w:ascii="Calibri" w:hAnsi="Calibri"/>
-                <w:sz w:val="17"/>
-              </w:rPr>
-              <w:t xml:space="preserve">&lt;0,001</w:t>
+            <w:r>
+              <w:t>Drift</w:t>
+            </w:r>
+          </w:p>
+        </w:tc>
+        <w:tc>
+          <w:tcPr>
+            <w:tcW w:type="dxa" w:w="1372"/>
+            <w:vAlign w:val="center"/>
+            <w:tcMar>
+              <w:top w:w="80" w:type="dxa"/>
+              <w:start w:w="120" w:type="dxa"/>
+              <w:bottom w:w="80" w:type="dxa"/>
+              <w:end w:w="120" w:type="dxa"/>
+            </w:tcMar>
+          </w:tcPr>
+          <w:p>
+            <w:r>
+              <w:t>39,91</w:t>
+            </w:r>
+          </w:p>
+        </w:tc>
+        <w:tc>
+          <w:tcPr>
+            <w:tcW w:type="dxa" w:w="1372"/>
+            <w:vAlign w:val="center"/>
+            <w:tcMar>
+              <w:top w:w="80" w:type="dxa"/>
+              <w:start w:w="120" w:type="dxa"/>
+              <w:bottom w:w="80" w:type="dxa"/>
+              <w:end w:w="120" w:type="dxa"/>
+            </w:tcMar>
+          </w:tcPr>
+          <w:p>
+            <w:r>
+              <w:t>34,09</w:t>
+            </w:r>
+          </w:p>
+        </w:tc>
+        <w:tc>
+          <w:tcPr>
+            <w:tcW w:type="dxa" w:w="1372"/>
+            <w:vAlign w:val="center"/>
+            <w:tcMar>
+              <w:top w:w="80" w:type="dxa"/>
+              <w:start w:w="120" w:type="dxa"/>
+              <w:bottom w:w="80" w:type="dxa"/>
+              <w:end w:w="120" w:type="dxa"/>
+            </w:tcMar>
+          </w:tcPr>
+          <w:p>
+            <w:r>
+              <w:t>11,65</w:t>
+            </w:r>
+          </w:p>
+        </w:tc>
+        <w:tc>
+          <w:tcPr>
+            <w:tcW w:type="dxa" w:w="1372"/>
+            <w:vAlign w:val="center"/>
+            <w:tcMar>
+              <w:top w:w="80" w:type="dxa"/>
+              <w:start w:w="120" w:type="dxa"/>
+              <w:bottom w:w="80" w:type="dxa"/>
+              <w:end w:w="120" w:type="dxa"/>
+            </w:tcMar>
+          </w:tcPr>
+          <w:p>
+            <w:r>
+              <w:t>11,96</w:t>
+            </w:r>
+          </w:p>
+        </w:tc>
+        <w:tc>
+          <w:tcPr>
+            <w:tcW w:type="dxa" w:w="1372"/>
+            <w:vAlign w:val="center"/>
+            <w:tcMar>
+              <w:top w:w="80" w:type="dxa"/>
+              <w:start w:w="120" w:type="dxa"/>
+              <w:bottom w:w="80" w:type="dxa"/>
+              <w:end w:w="120" w:type="dxa"/>
+            </w:tcMar>
+          </w:tcPr>
+          <w:p>
+            <w:r>
+              <w:t>&lt;0,001</w:t>
             </w:r>
           </w:p>
         </w:tc>
@@ -2835,147 +2522,93 @@
             </w:tcMar>
           </w:tcPr>
           <w:p>
-            <w:pPr>
-              <w:pStyle w:val="Compact"/>
-              <w:spacing w:before="0" w:after="40" w:line="240" w:lineRule="auto"/>
-              <w:jc w:val="left"/>
-            </w:pPr>
-            <w:r>
-              <w:rPr>
-                <w:rFonts w:ascii="Calibri" w:hAnsi="Calibri"/>
-                <w:sz w:val="17"/>
-              </w:rPr>
-              <w:t xml:space="preserve">ARIMA(2,1,0)</w:t>
-            </w:r>
-          </w:p>
-        </w:tc>
-        <w:tc>
-          <w:tcPr>
-            <w:tcW w:type="dxa" w:w="1372"/>
-            <w:vAlign w:val="center"/>
-            <w:tcMar>
-              <w:top w:w="80" w:type="dxa"/>
-              <w:start w:w="120" w:type="dxa"/>
-              <w:bottom w:w="80" w:type="dxa"/>
-              <w:end w:w="120" w:type="dxa"/>
-            </w:tcMar>
-          </w:tcPr>
-          <w:p>
-            <w:pPr>
-              <w:pStyle w:val="Compact"/>
-              <w:spacing w:before="0" w:after="40" w:line="240" w:lineRule="auto"/>
-              <w:jc w:val="center"/>
-            </w:pPr>
-            <w:r>
-              <w:rPr>
-                <w:rFonts w:ascii="Calibri" w:hAnsi="Calibri"/>
-                <w:sz w:val="17"/>
-              </w:rPr>
-              <w:t xml:space="preserve">40,63</w:t>
-            </w:r>
-          </w:p>
-        </w:tc>
-        <w:tc>
-          <w:tcPr>
-            <w:tcW w:type="dxa" w:w="1372"/>
-            <w:vAlign w:val="center"/>
-            <w:tcMar>
-              <w:top w:w="80" w:type="dxa"/>
-              <w:start w:w="120" w:type="dxa"/>
-              <w:bottom w:w="80" w:type="dxa"/>
-              <w:end w:w="120" w:type="dxa"/>
-            </w:tcMar>
-          </w:tcPr>
-          <w:p>
-            <w:pPr>
-              <w:pStyle w:val="Compact"/>
-              <w:spacing w:before="0" w:after="40" w:line="240" w:lineRule="auto"/>
-              <w:jc w:val="center"/>
-            </w:pPr>
-            <w:r>
-              <w:rPr>
-                <w:rFonts w:ascii="Calibri" w:hAnsi="Calibri"/>
-                <w:sz w:val="17"/>
-              </w:rPr>
-              <w:t xml:space="preserve">35,00</w:t>
-            </w:r>
-          </w:p>
-        </w:tc>
-        <w:tc>
-          <w:tcPr>
-            <w:tcW w:type="dxa" w:w="1372"/>
-            <w:vAlign w:val="center"/>
-            <w:tcMar>
-              <w:top w:w="80" w:type="dxa"/>
-              <w:start w:w="120" w:type="dxa"/>
-              <w:bottom w:w="80" w:type="dxa"/>
-              <w:end w:w="120" w:type="dxa"/>
-            </w:tcMar>
-          </w:tcPr>
-          <w:p>
-            <w:pPr>
-              <w:pStyle w:val="Compact"/>
-              <w:spacing w:before="0" w:after="40" w:line="240" w:lineRule="auto"/>
-              <w:jc w:val="center"/>
-            </w:pPr>
-            <w:r>
-              <w:rPr>
-                <w:rFonts w:ascii="Calibri" w:hAnsi="Calibri"/>
-                <w:sz w:val="17"/>
-              </w:rPr>
-              <w:t xml:space="preserve">11,90</w:t>
-            </w:r>
-          </w:p>
-        </w:tc>
-        <w:tc>
-          <w:tcPr>
-            <w:tcW w:type="dxa" w:w="1372"/>
-            <w:vAlign w:val="center"/>
-            <w:tcMar>
-              <w:top w:w="80" w:type="dxa"/>
-              <w:start w:w="120" w:type="dxa"/>
-              <w:bottom w:w="80" w:type="dxa"/>
-              <w:end w:w="120" w:type="dxa"/>
-            </w:tcMar>
-          </w:tcPr>
-          <w:p>
-            <w:pPr>
-              <w:pStyle w:val="Compact"/>
-              <w:spacing w:before="0" w:after="40" w:line="240" w:lineRule="auto"/>
-              <w:jc w:val="center"/>
-            </w:pPr>
-            <w:r>
-              <w:rPr>
-                <w:rFonts w:ascii="Calibri" w:hAnsi="Calibri"/>
-                <w:sz w:val="17"/>
-              </w:rPr>
-              <w:t xml:space="preserve">12,29</w:t>
-            </w:r>
-          </w:p>
-        </w:tc>
-        <w:tc>
-          <w:tcPr>
-            <w:tcW w:type="dxa" w:w="1372"/>
-            <w:vAlign w:val="center"/>
-            <w:tcMar>
-              <w:top w:w="80" w:type="dxa"/>
-              <w:start w:w="120" w:type="dxa"/>
-              <w:bottom w:w="80" w:type="dxa"/>
-              <w:end w:w="120" w:type="dxa"/>
-            </w:tcMar>
-          </w:tcPr>
-          <w:p>
-            <w:pPr>
-              <w:pStyle w:val="Compact"/>
-              <w:spacing w:before="0" w:after="40" w:line="240" w:lineRule="auto"/>
-              <w:jc w:val="center"/>
-            </w:pPr>
-            <w:r>
-              <w:rPr>
-                <w:rFonts w:ascii="Calibri" w:hAnsi="Calibri"/>
-                <w:sz w:val="17"/>
-              </w:rPr>
-              <w:t xml:space="preserve">0,850</w:t>
+            <w:r>
+              <w:t>ARIMA(2,1,0)</w:t>
+            </w:r>
+          </w:p>
+        </w:tc>
+        <w:tc>
+          <w:tcPr>
+            <w:tcW w:type="dxa" w:w="1372"/>
+            <w:vAlign w:val="center"/>
+            <w:tcMar>
+              <w:top w:w="80" w:type="dxa"/>
+              <w:start w:w="120" w:type="dxa"/>
+              <w:bottom w:w="80" w:type="dxa"/>
+              <w:end w:w="120" w:type="dxa"/>
+            </w:tcMar>
+          </w:tcPr>
+          <w:p>
+            <w:r>
+              <w:t>40,63</w:t>
+            </w:r>
+          </w:p>
+        </w:tc>
+        <w:tc>
+          <w:tcPr>
+            <w:tcW w:type="dxa" w:w="1372"/>
+            <w:vAlign w:val="center"/>
+            <w:tcMar>
+              <w:top w:w="80" w:type="dxa"/>
+              <w:start w:w="120" w:type="dxa"/>
+              <w:bottom w:w="80" w:type="dxa"/>
+              <w:end w:w="120" w:type="dxa"/>
+            </w:tcMar>
+          </w:tcPr>
+          <w:p>
+            <w:r>
+              <w:t>35,00</w:t>
+            </w:r>
+          </w:p>
+        </w:tc>
+        <w:tc>
+          <w:tcPr>
+            <w:tcW w:type="dxa" w:w="1372"/>
+            <w:vAlign w:val="center"/>
+            <w:tcMar>
+              <w:top w:w="80" w:type="dxa"/>
+              <w:start w:w="120" w:type="dxa"/>
+              <w:bottom w:w="80" w:type="dxa"/>
+              <w:end w:w="120" w:type="dxa"/>
+            </w:tcMar>
+          </w:tcPr>
+          <w:p>
+            <w:r>
+              <w:t>11,90</w:t>
+            </w:r>
+          </w:p>
+        </w:tc>
+        <w:tc>
+          <w:tcPr>
+            <w:tcW w:type="dxa" w:w="1372"/>
+            <w:vAlign w:val="center"/>
+            <w:tcMar>
+              <w:top w:w="80" w:type="dxa"/>
+              <w:start w:w="120" w:type="dxa"/>
+              <w:bottom w:w="80" w:type="dxa"/>
+              <w:end w:w="120" w:type="dxa"/>
+            </w:tcMar>
+          </w:tcPr>
+          <w:p>
+            <w:r>
+              <w:t>12,29</w:t>
+            </w:r>
+          </w:p>
+        </w:tc>
+        <w:tc>
+          <w:tcPr>
+            <w:tcW w:type="dxa" w:w="1372"/>
+            <w:vAlign w:val="center"/>
+            <w:tcMar>
+              <w:top w:w="80" w:type="dxa"/>
+              <w:start w:w="120" w:type="dxa"/>
+              <w:bottom w:w="80" w:type="dxa"/>
+              <w:end w:w="120" w:type="dxa"/>
+            </w:tcMar>
+          </w:tcPr>
+          <w:p>
+            <w:r>
+              <w:t>0,441</w:t>
             </w:r>
           </w:p>
         </w:tc>
@@ -2996,147 +2629,93 @@
             </w:tcMar>
           </w:tcPr>
           <w:p>
-            <w:pPr>
-              <w:pStyle w:val="Compact"/>
-              <w:spacing w:before="0" w:after="40" w:line="240" w:lineRule="auto"/>
-              <w:jc w:val="left"/>
-            </w:pPr>
-            <w:r>
-              <w:rPr>
-                <w:rFonts w:ascii="Calibri" w:hAnsi="Calibri"/>
-                <w:sz w:val="17"/>
-              </w:rPr>
-              <w:t xml:space="preserve">ARIMA(0,1,1)</w:t>
-            </w:r>
-          </w:p>
-        </w:tc>
-        <w:tc>
-          <w:tcPr>
-            <w:tcW w:type="dxa" w:w="1372"/>
-            <w:vAlign w:val="center"/>
-            <w:tcMar>
-              <w:top w:w="80" w:type="dxa"/>
-              <w:start w:w="120" w:type="dxa"/>
-              <w:bottom w:w="80" w:type="dxa"/>
-              <w:end w:w="120" w:type="dxa"/>
-            </w:tcMar>
-          </w:tcPr>
-          <w:p>
-            <w:pPr>
-              <w:pStyle w:val="Compact"/>
-              <w:spacing w:before="0" w:after="40" w:line="240" w:lineRule="auto"/>
-              <w:jc w:val="center"/>
-            </w:pPr>
-            <w:r>
-              <w:rPr>
-                <w:rFonts w:ascii="Calibri" w:hAnsi="Calibri"/>
-                <w:sz w:val="17"/>
-              </w:rPr>
-              <w:t xml:space="preserve">41,89</w:t>
-            </w:r>
-          </w:p>
-        </w:tc>
-        <w:tc>
-          <w:tcPr>
-            <w:tcW w:type="dxa" w:w="1372"/>
-            <w:vAlign w:val="center"/>
-            <w:tcMar>
-              <w:top w:w="80" w:type="dxa"/>
-              <w:start w:w="120" w:type="dxa"/>
-              <w:bottom w:w="80" w:type="dxa"/>
-              <w:end w:w="120" w:type="dxa"/>
-            </w:tcMar>
-          </w:tcPr>
-          <w:p>
-            <w:pPr>
-              <w:pStyle w:val="Compact"/>
-              <w:spacing w:before="0" w:after="40" w:line="240" w:lineRule="auto"/>
-              <w:jc w:val="center"/>
-            </w:pPr>
-            <w:r>
-              <w:rPr>
-                <w:rFonts w:ascii="Calibri" w:hAnsi="Calibri"/>
-                <w:sz w:val="17"/>
-              </w:rPr>
-              <w:t xml:space="preserve">36,11</w:t>
-            </w:r>
-          </w:p>
-        </w:tc>
-        <w:tc>
-          <w:tcPr>
-            <w:tcW w:type="dxa" w:w="1372"/>
-            <w:vAlign w:val="center"/>
-            <w:tcMar>
-              <w:top w:w="80" w:type="dxa"/>
-              <w:start w:w="120" w:type="dxa"/>
-              <w:bottom w:w="80" w:type="dxa"/>
-              <w:end w:w="120" w:type="dxa"/>
-            </w:tcMar>
-          </w:tcPr>
-          <w:p>
-            <w:pPr>
-              <w:pStyle w:val="Compact"/>
-              <w:spacing w:before="0" w:after="40" w:line="240" w:lineRule="auto"/>
-              <w:jc w:val="center"/>
-            </w:pPr>
-            <w:r>
-              <w:rPr>
-                <w:rFonts w:ascii="Calibri" w:hAnsi="Calibri"/>
-                <w:sz w:val="17"/>
-              </w:rPr>
-              <w:t xml:space="preserve">12,19</w:t>
-            </w:r>
-          </w:p>
-        </w:tc>
-        <w:tc>
-          <w:tcPr>
-            <w:tcW w:type="dxa" w:w="1372"/>
-            <w:vAlign w:val="center"/>
-            <w:tcMar>
-              <w:top w:w="80" w:type="dxa"/>
-              <w:start w:w="120" w:type="dxa"/>
-              <w:bottom w:w="80" w:type="dxa"/>
-              <w:end w:w="120" w:type="dxa"/>
-            </w:tcMar>
-          </w:tcPr>
-          <w:p>
-            <w:pPr>
-              <w:pStyle w:val="Compact"/>
-              <w:spacing w:before="0" w:after="40" w:line="240" w:lineRule="auto"/>
-              <w:jc w:val="center"/>
-            </w:pPr>
-            <w:r>
-              <w:rPr>
-                <w:rFonts w:ascii="Calibri" w:hAnsi="Calibri"/>
-                <w:sz w:val="17"/>
-              </w:rPr>
-              <w:t xml:space="preserve">12,70</w:t>
-            </w:r>
-          </w:p>
-        </w:tc>
-        <w:tc>
-          <w:tcPr>
-            <w:tcW w:type="dxa" w:w="1372"/>
-            <w:vAlign w:val="center"/>
-            <w:tcMar>
-              <w:top w:w="80" w:type="dxa"/>
-              <w:start w:w="120" w:type="dxa"/>
-              <w:bottom w:w="80" w:type="dxa"/>
-              <w:end w:w="120" w:type="dxa"/>
-            </w:tcMar>
-          </w:tcPr>
-          <w:p>
-            <w:pPr>
-              <w:pStyle w:val="Compact"/>
-              <w:spacing w:before="0" w:after="40" w:line="240" w:lineRule="auto"/>
-              <w:jc w:val="center"/>
-            </w:pPr>
-            <w:r>
-              <w:rPr>
-                <w:rFonts w:ascii="Calibri" w:hAnsi="Calibri"/>
-                <w:sz w:val="17"/>
-              </w:rPr>
-              <w:t xml:space="preserve">0,804</w:t>
+            <w:r>
+              <w:t>ARIMA(0,1,1)</w:t>
+            </w:r>
+          </w:p>
+        </w:tc>
+        <w:tc>
+          <w:tcPr>
+            <w:tcW w:type="dxa" w:w="1372"/>
+            <w:vAlign w:val="center"/>
+            <w:tcMar>
+              <w:top w:w="80" w:type="dxa"/>
+              <w:start w:w="120" w:type="dxa"/>
+              <w:bottom w:w="80" w:type="dxa"/>
+              <w:end w:w="120" w:type="dxa"/>
+            </w:tcMar>
+          </w:tcPr>
+          <w:p>
+            <w:r>
+              <w:t>41,89</w:t>
+            </w:r>
+          </w:p>
+        </w:tc>
+        <w:tc>
+          <w:tcPr>
+            <w:tcW w:type="dxa" w:w="1372"/>
+            <w:vAlign w:val="center"/>
+            <w:tcMar>
+              <w:top w:w="80" w:type="dxa"/>
+              <w:start w:w="120" w:type="dxa"/>
+              <w:bottom w:w="80" w:type="dxa"/>
+              <w:end w:w="120" w:type="dxa"/>
+            </w:tcMar>
+          </w:tcPr>
+          <w:p>
+            <w:r>
+              <w:t>36,11</w:t>
+            </w:r>
+          </w:p>
+        </w:tc>
+        <w:tc>
+          <w:tcPr>
+            <w:tcW w:type="dxa" w:w="1372"/>
+            <w:vAlign w:val="center"/>
+            <w:tcMar>
+              <w:top w:w="80" w:type="dxa"/>
+              <w:start w:w="120" w:type="dxa"/>
+              <w:bottom w:w="80" w:type="dxa"/>
+              <w:end w:w="120" w:type="dxa"/>
+            </w:tcMar>
+          </w:tcPr>
+          <w:p>
+            <w:r>
+              <w:t>12,19</w:t>
+            </w:r>
+          </w:p>
+        </w:tc>
+        <w:tc>
+          <w:tcPr>
+            <w:tcW w:type="dxa" w:w="1372"/>
+            <w:vAlign w:val="center"/>
+            <w:tcMar>
+              <w:top w:w="80" w:type="dxa"/>
+              <w:start w:w="120" w:type="dxa"/>
+              <w:bottom w:w="80" w:type="dxa"/>
+              <w:end w:w="120" w:type="dxa"/>
+            </w:tcMar>
+          </w:tcPr>
+          <w:p>
+            <w:r>
+              <w:t>12,70</w:t>
+            </w:r>
+          </w:p>
+        </w:tc>
+        <w:tc>
+          <w:tcPr>
+            <w:tcW w:type="dxa" w:w="1372"/>
+            <w:vAlign w:val="center"/>
+            <w:tcMar>
+              <w:top w:w="80" w:type="dxa"/>
+              <w:start w:w="120" w:type="dxa"/>
+              <w:bottom w:w="80" w:type="dxa"/>
+              <w:end w:w="120" w:type="dxa"/>
+            </w:tcMar>
+          </w:tcPr>
+          <w:p>
+            <w:r>
+              <w:t>0,054</w:t>
             </w:r>
           </w:p>
         </w:tc>
@@ -3157,147 +2736,93 @@
             </w:tcMar>
           </w:tcPr>
           <w:p>
-            <w:pPr>
-              <w:pStyle w:val="Compact"/>
-              <w:spacing w:before="0" w:after="40" w:line="240" w:lineRule="auto"/>
-              <w:jc w:val="left"/>
-            </w:pPr>
-            <w:r>
-              <w:rPr>
-                <w:rFonts w:ascii="Calibri" w:hAnsi="Calibri"/>
-                <w:sz w:val="17"/>
-              </w:rPr>
-              <w:t xml:space="preserve">SES</w:t>
-            </w:r>
-          </w:p>
-        </w:tc>
-        <w:tc>
-          <w:tcPr>
-            <w:tcW w:type="dxa" w:w="1372"/>
-            <w:vAlign w:val="center"/>
-            <w:tcMar>
-              <w:top w:w="80" w:type="dxa"/>
-              <w:start w:w="120" w:type="dxa"/>
-              <w:bottom w:w="80" w:type="dxa"/>
-              <w:end w:w="120" w:type="dxa"/>
-            </w:tcMar>
-          </w:tcPr>
-          <w:p>
-            <w:pPr>
-              <w:pStyle w:val="Compact"/>
-              <w:spacing w:before="0" w:after="40" w:line="240" w:lineRule="auto"/>
-              <w:jc w:val="center"/>
-            </w:pPr>
-            <w:r>
-              <w:rPr>
-                <w:rFonts w:ascii="Calibri" w:hAnsi="Calibri"/>
-                <w:sz w:val="17"/>
-              </w:rPr>
-              <w:t xml:space="preserve">41,93</w:t>
-            </w:r>
-          </w:p>
-        </w:tc>
-        <w:tc>
-          <w:tcPr>
-            <w:tcW w:type="dxa" w:w="1372"/>
-            <w:vAlign w:val="center"/>
-            <w:tcMar>
-              <w:top w:w="80" w:type="dxa"/>
-              <w:start w:w="120" w:type="dxa"/>
-              <w:bottom w:w="80" w:type="dxa"/>
-              <w:end w:w="120" w:type="dxa"/>
-            </w:tcMar>
-          </w:tcPr>
-          <w:p>
-            <w:pPr>
-              <w:pStyle w:val="Compact"/>
-              <w:spacing w:before="0" w:after="40" w:line="240" w:lineRule="auto"/>
-              <w:jc w:val="center"/>
-            </w:pPr>
-            <w:r>
-              <w:rPr>
-                <w:rFonts w:ascii="Calibri" w:hAnsi="Calibri"/>
-                <w:sz w:val="17"/>
-              </w:rPr>
-              <w:t xml:space="preserve">36,15</w:t>
-            </w:r>
-          </w:p>
-        </w:tc>
-        <w:tc>
-          <w:tcPr>
-            <w:tcW w:type="dxa" w:w="1372"/>
-            <w:vAlign w:val="center"/>
-            <w:tcMar>
-              <w:top w:w="80" w:type="dxa"/>
-              <w:start w:w="120" w:type="dxa"/>
-              <w:bottom w:w="80" w:type="dxa"/>
-              <w:end w:w="120" w:type="dxa"/>
-            </w:tcMar>
-          </w:tcPr>
-          <w:p>
-            <w:pPr>
-              <w:pStyle w:val="Compact"/>
-              <w:spacing w:before="0" w:after="40" w:line="240" w:lineRule="auto"/>
-              <w:jc w:val="center"/>
-            </w:pPr>
-            <w:r>
-              <w:rPr>
-                <w:rFonts w:ascii="Calibri" w:hAnsi="Calibri"/>
-                <w:sz w:val="17"/>
-              </w:rPr>
-              <w:t xml:space="preserve">12,20</w:t>
-            </w:r>
-          </w:p>
-        </w:tc>
-        <w:tc>
-          <w:tcPr>
-            <w:tcW w:type="dxa" w:w="1372"/>
-            <w:vAlign w:val="center"/>
-            <w:tcMar>
-              <w:top w:w="80" w:type="dxa"/>
-              <w:start w:w="120" w:type="dxa"/>
-              <w:bottom w:w="80" w:type="dxa"/>
-              <w:end w:w="120" w:type="dxa"/>
-            </w:tcMar>
-          </w:tcPr>
-          <w:p>
-            <w:pPr>
-              <w:pStyle w:val="Compact"/>
-              <w:spacing w:before="0" w:after="40" w:line="240" w:lineRule="auto"/>
-              <w:jc w:val="center"/>
-            </w:pPr>
-            <w:r>
-              <w:rPr>
-                <w:rFonts w:ascii="Calibri" w:hAnsi="Calibri"/>
-                <w:sz w:val="17"/>
-              </w:rPr>
-              <w:t xml:space="preserve">12,71</w:t>
-            </w:r>
-          </w:p>
-        </w:tc>
-        <w:tc>
-          <w:tcPr>
-            <w:tcW w:type="dxa" w:w="1372"/>
-            <w:vAlign w:val="center"/>
-            <w:tcMar>
-              <w:top w:w="80" w:type="dxa"/>
-              <w:start w:w="120" w:type="dxa"/>
-              <w:bottom w:w="80" w:type="dxa"/>
-              <w:end w:w="120" w:type="dxa"/>
-            </w:tcMar>
-          </w:tcPr>
-          <w:p>
-            <w:pPr>
-              <w:pStyle w:val="Compact"/>
-              <w:spacing w:before="0" w:after="40" w:line="240" w:lineRule="auto"/>
-              <w:jc w:val="center"/>
-            </w:pPr>
-            <w:r>
-              <w:rPr>
-                <w:rFonts w:ascii="Calibri" w:hAnsi="Calibri"/>
-                <w:sz w:val="17"/>
-              </w:rPr>
-              <w:t xml:space="preserve">0,077</w:t>
+            <w:r>
+              <w:t>SES</w:t>
+            </w:r>
+          </w:p>
+        </w:tc>
+        <w:tc>
+          <w:tcPr>
+            <w:tcW w:type="dxa" w:w="1372"/>
+            <w:vAlign w:val="center"/>
+            <w:tcMar>
+              <w:top w:w="80" w:type="dxa"/>
+              <w:start w:w="120" w:type="dxa"/>
+              <w:bottom w:w="80" w:type="dxa"/>
+              <w:end w:w="120" w:type="dxa"/>
+            </w:tcMar>
+          </w:tcPr>
+          <w:p>
+            <w:r>
+              <w:t>41,93</w:t>
+            </w:r>
+          </w:p>
+        </w:tc>
+        <w:tc>
+          <w:tcPr>
+            <w:tcW w:type="dxa" w:w="1372"/>
+            <w:vAlign w:val="center"/>
+            <w:tcMar>
+              <w:top w:w="80" w:type="dxa"/>
+              <w:start w:w="120" w:type="dxa"/>
+              <w:bottom w:w="80" w:type="dxa"/>
+              <w:end w:w="120" w:type="dxa"/>
+            </w:tcMar>
+          </w:tcPr>
+          <w:p>
+            <w:r>
+              <w:t>36,15</w:t>
+            </w:r>
+          </w:p>
+        </w:tc>
+        <w:tc>
+          <w:tcPr>
+            <w:tcW w:type="dxa" w:w="1372"/>
+            <w:vAlign w:val="center"/>
+            <w:tcMar>
+              <w:top w:w="80" w:type="dxa"/>
+              <w:start w:w="120" w:type="dxa"/>
+              <w:bottom w:w="80" w:type="dxa"/>
+              <w:end w:w="120" w:type="dxa"/>
+            </w:tcMar>
+          </w:tcPr>
+          <w:p>
+            <w:r>
+              <w:t>12,20</w:t>
+            </w:r>
+          </w:p>
+        </w:tc>
+        <w:tc>
+          <w:tcPr>
+            <w:tcW w:type="dxa" w:w="1372"/>
+            <w:vAlign w:val="center"/>
+            <w:tcMar>
+              <w:top w:w="80" w:type="dxa"/>
+              <w:start w:w="120" w:type="dxa"/>
+              <w:bottom w:w="80" w:type="dxa"/>
+              <w:end w:w="120" w:type="dxa"/>
+            </w:tcMar>
+          </w:tcPr>
+          <w:p>
+            <w:r>
+              <w:t>12,71</w:t>
+            </w:r>
+          </w:p>
+        </w:tc>
+        <w:tc>
+          <w:tcPr>
+            <w:tcW w:type="dxa" w:w="1372"/>
+            <w:vAlign w:val="center"/>
+            <w:tcMar>
+              <w:top w:w="80" w:type="dxa"/>
+              <w:start w:w="120" w:type="dxa"/>
+              <w:bottom w:w="80" w:type="dxa"/>
+              <w:end w:w="120" w:type="dxa"/>
+            </w:tcMar>
+          </w:tcPr>
+          <w:p>
+            <w:r>
+              <w:t>0,077</w:t>
             </w:r>
           </w:p>
         </w:tc>
@@ -3318,147 +2843,93 @@
             </w:tcMar>
           </w:tcPr>
           <w:p>
-            <w:pPr>
-              <w:pStyle w:val="Compact"/>
-              <w:spacing w:before="0" w:after="40" w:line="240" w:lineRule="auto"/>
-              <w:jc w:val="left"/>
-            </w:pPr>
-            <w:r>
-              <w:rPr>
-                <w:rFonts w:ascii="Calibri" w:hAnsi="Calibri"/>
-                <w:sz w:val="17"/>
-              </w:rPr>
-              <w:t xml:space="preserve">Holt amortiguado</w:t>
-            </w:r>
-          </w:p>
-        </w:tc>
-        <w:tc>
-          <w:tcPr>
-            <w:tcW w:type="dxa" w:w="1372"/>
-            <w:vAlign w:val="center"/>
-            <w:tcMar>
-              <w:top w:w="80" w:type="dxa"/>
-              <w:start w:w="120" w:type="dxa"/>
-              <w:bottom w:w="80" w:type="dxa"/>
-              <w:end w:w="120" w:type="dxa"/>
-            </w:tcMar>
-          </w:tcPr>
-          <w:p>
-            <w:pPr>
-              <w:pStyle w:val="Compact"/>
-              <w:spacing w:before="0" w:after="40" w:line="240" w:lineRule="auto"/>
-              <w:jc w:val="center"/>
-            </w:pPr>
-            <w:r>
-              <w:rPr>
-                <w:rFonts w:ascii="Calibri" w:hAnsi="Calibri"/>
-                <w:sz w:val="17"/>
-              </w:rPr>
-              <w:t xml:space="preserve">42,35</w:t>
-            </w:r>
-          </w:p>
-        </w:tc>
-        <w:tc>
-          <w:tcPr>
-            <w:tcW w:type="dxa" w:w="1372"/>
-            <w:vAlign w:val="center"/>
-            <w:tcMar>
-              <w:top w:w="80" w:type="dxa"/>
-              <w:start w:w="120" w:type="dxa"/>
-              <w:bottom w:w="80" w:type="dxa"/>
-              <w:end w:w="120" w:type="dxa"/>
-            </w:tcMar>
-          </w:tcPr>
-          <w:p>
-            <w:pPr>
-              <w:pStyle w:val="Compact"/>
-              <w:spacing w:before="0" w:after="40" w:line="240" w:lineRule="auto"/>
-              <w:jc w:val="center"/>
-            </w:pPr>
-            <w:r>
-              <w:rPr>
-                <w:rFonts w:ascii="Calibri" w:hAnsi="Calibri"/>
-                <w:sz w:val="17"/>
-              </w:rPr>
-              <w:t xml:space="preserve">36,46</w:t>
-            </w:r>
-          </w:p>
-        </w:tc>
-        <w:tc>
-          <w:tcPr>
-            <w:tcW w:type="dxa" w:w="1372"/>
-            <w:vAlign w:val="center"/>
-            <w:tcMar>
-              <w:top w:w="80" w:type="dxa"/>
-              <w:start w:w="120" w:type="dxa"/>
-              <w:bottom w:w="80" w:type="dxa"/>
-              <w:end w:w="120" w:type="dxa"/>
-            </w:tcMar>
-          </w:tcPr>
-          <w:p>
-            <w:pPr>
-              <w:pStyle w:val="Compact"/>
-              <w:spacing w:before="0" w:after="40" w:line="240" w:lineRule="auto"/>
-              <w:jc w:val="center"/>
-            </w:pPr>
-            <w:r>
-              <w:rPr>
-                <w:rFonts w:ascii="Calibri" w:hAnsi="Calibri"/>
-                <w:sz w:val="17"/>
-              </w:rPr>
-              <w:t xml:space="preserve">12,28</w:t>
-            </w:r>
-          </w:p>
-        </w:tc>
-        <w:tc>
-          <w:tcPr>
-            <w:tcW w:type="dxa" w:w="1372"/>
-            <w:vAlign w:val="center"/>
-            <w:tcMar>
-              <w:top w:w="80" w:type="dxa"/>
-              <w:start w:w="120" w:type="dxa"/>
-              <w:bottom w:w="80" w:type="dxa"/>
-              <w:end w:w="120" w:type="dxa"/>
-            </w:tcMar>
-          </w:tcPr>
-          <w:p>
-            <w:pPr>
-              <w:pStyle w:val="Compact"/>
-              <w:spacing w:before="0" w:after="40" w:line="240" w:lineRule="auto"/>
-              <w:jc w:val="center"/>
-            </w:pPr>
-            <w:r>
-              <w:rPr>
-                <w:rFonts w:ascii="Calibri" w:hAnsi="Calibri"/>
-                <w:sz w:val="17"/>
-              </w:rPr>
-              <w:t xml:space="preserve">12,83</w:t>
-            </w:r>
-          </w:p>
-        </w:tc>
-        <w:tc>
-          <w:tcPr>
-            <w:tcW w:type="dxa" w:w="1372"/>
-            <w:vAlign w:val="center"/>
-            <w:tcMar>
-              <w:top w:w="80" w:type="dxa"/>
-              <w:start w:w="120" w:type="dxa"/>
-              <w:bottom w:w="80" w:type="dxa"/>
-              <w:end w:w="120" w:type="dxa"/>
-            </w:tcMar>
-          </w:tcPr>
-          <w:p>
-            <w:pPr>
-              <w:pStyle w:val="Compact"/>
-              <w:spacing w:before="0" w:after="40" w:line="240" w:lineRule="auto"/>
-              <w:jc w:val="center"/>
-            </w:pPr>
-            <w:r>
-              <w:rPr>
-                <w:rFonts w:ascii="Calibri" w:hAnsi="Calibri"/>
-                <w:sz w:val="17"/>
-              </w:rPr>
-              <w:t xml:space="preserve">0,078</w:t>
+            <w:r>
+              <w:t>Holt amortiguado</w:t>
+            </w:r>
+          </w:p>
+        </w:tc>
+        <w:tc>
+          <w:tcPr>
+            <w:tcW w:type="dxa" w:w="1372"/>
+            <w:vAlign w:val="center"/>
+            <w:tcMar>
+              <w:top w:w="80" w:type="dxa"/>
+              <w:start w:w="120" w:type="dxa"/>
+              <w:bottom w:w="80" w:type="dxa"/>
+              <w:end w:w="120" w:type="dxa"/>
+            </w:tcMar>
+          </w:tcPr>
+          <w:p>
+            <w:r>
+              <w:t>42,35</w:t>
+            </w:r>
+          </w:p>
+        </w:tc>
+        <w:tc>
+          <w:tcPr>
+            <w:tcW w:type="dxa" w:w="1372"/>
+            <w:vAlign w:val="center"/>
+            <w:tcMar>
+              <w:top w:w="80" w:type="dxa"/>
+              <w:start w:w="120" w:type="dxa"/>
+              <w:bottom w:w="80" w:type="dxa"/>
+              <w:end w:w="120" w:type="dxa"/>
+            </w:tcMar>
+          </w:tcPr>
+          <w:p>
+            <w:r>
+              <w:t>36,46</w:t>
+            </w:r>
+          </w:p>
+        </w:tc>
+        <w:tc>
+          <w:tcPr>
+            <w:tcW w:type="dxa" w:w="1372"/>
+            <w:vAlign w:val="center"/>
+            <w:tcMar>
+              <w:top w:w="80" w:type="dxa"/>
+              <w:start w:w="120" w:type="dxa"/>
+              <w:bottom w:w="80" w:type="dxa"/>
+              <w:end w:w="120" w:type="dxa"/>
+            </w:tcMar>
+          </w:tcPr>
+          <w:p>
+            <w:r>
+              <w:t>12,28</w:t>
+            </w:r>
+          </w:p>
+        </w:tc>
+        <w:tc>
+          <w:tcPr>
+            <w:tcW w:type="dxa" w:w="1372"/>
+            <w:vAlign w:val="center"/>
+            <w:tcMar>
+              <w:top w:w="80" w:type="dxa"/>
+              <w:start w:w="120" w:type="dxa"/>
+              <w:bottom w:w="80" w:type="dxa"/>
+              <w:end w:w="120" w:type="dxa"/>
+            </w:tcMar>
+          </w:tcPr>
+          <w:p>
+            <w:r>
+              <w:t>12,83</w:t>
+            </w:r>
+          </w:p>
+        </w:tc>
+        <w:tc>
+          <w:tcPr>
+            <w:tcW w:type="dxa" w:w="1372"/>
+            <w:vAlign w:val="center"/>
+            <w:tcMar>
+              <w:top w:w="80" w:type="dxa"/>
+              <w:start w:w="120" w:type="dxa"/>
+              <w:bottom w:w="80" w:type="dxa"/>
+              <w:end w:w="120" w:type="dxa"/>
+            </w:tcMar>
+          </w:tcPr>
+          <w:p>
+            <w:r>
+              <w:t>0,078</w:t>
             </w:r>
           </w:p>
         </w:tc>
@@ -3479,147 +2950,93 @@
             </w:tcMar>
           </w:tcPr>
           <w:p>
-            <w:pPr>
-              <w:pStyle w:val="Compact"/>
-              <w:spacing w:before="0" w:after="40" w:line="240" w:lineRule="auto"/>
-              <w:jc w:val="left"/>
-            </w:pPr>
-            <w:r>
-              <w:rPr>
-                <w:rFonts w:ascii="Calibri" w:hAnsi="Calibri"/>
-                <w:sz w:val="17"/>
-              </w:rPr>
-              <w:t xml:space="preserve">ARIMA(0,1,2)</w:t>
-            </w:r>
-          </w:p>
-        </w:tc>
-        <w:tc>
-          <w:tcPr>
-            <w:tcW w:type="dxa" w:w="1372"/>
-            <w:vAlign w:val="center"/>
-            <w:tcMar>
-              <w:top w:w="80" w:type="dxa"/>
-              <w:start w:w="120" w:type="dxa"/>
-              <w:bottom w:w="80" w:type="dxa"/>
-              <w:end w:w="120" w:type="dxa"/>
-            </w:tcMar>
-          </w:tcPr>
-          <w:p>
-            <w:pPr>
-              <w:pStyle w:val="Compact"/>
-              <w:spacing w:before="0" w:after="40" w:line="240" w:lineRule="auto"/>
-              <w:jc w:val="center"/>
-            </w:pPr>
-            <w:r>
-              <w:rPr>
-                <w:rFonts w:ascii="Calibri" w:hAnsi="Calibri"/>
-                <w:sz w:val="17"/>
-              </w:rPr>
-              <w:t xml:space="preserve">45,28</w:t>
-            </w:r>
-          </w:p>
-        </w:tc>
-        <w:tc>
-          <w:tcPr>
-            <w:tcW w:type="dxa" w:w="1372"/>
-            <w:vAlign w:val="center"/>
-            <w:tcMar>
-              <w:top w:w="80" w:type="dxa"/>
-              <w:start w:w="120" w:type="dxa"/>
-              <w:bottom w:w="80" w:type="dxa"/>
-              <w:end w:w="120" w:type="dxa"/>
-            </w:tcMar>
-          </w:tcPr>
-          <w:p>
-            <w:pPr>
-              <w:pStyle w:val="Compact"/>
-              <w:spacing w:before="0" w:after="40" w:line="240" w:lineRule="auto"/>
-              <w:jc w:val="center"/>
-            </w:pPr>
-            <w:r>
-              <w:rPr>
-                <w:rFonts w:ascii="Calibri" w:hAnsi="Calibri"/>
-                <w:sz w:val="17"/>
-              </w:rPr>
-              <w:t xml:space="preserve">38,92</w:t>
-            </w:r>
-          </w:p>
-        </w:tc>
-        <w:tc>
-          <w:tcPr>
-            <w:tcW w:type="dxa" w:w="1372"/>
-            <w:vAlign w:val="center"/>
-            <w:tcMar>
-              <w:top w:w="80" w:type="dxa"/>
-              <w:start w:w="120" w:type="dxa"/>
-              <w:bottom w:w="80" w:type="dxa"/>
-              <w:end w:w="120" w:type="dxa"/>
-            </w:tcMar>
-          </w:tcPr>
-          <w:p>
-            <w:pPr>
-              <w:pStyle w:val="Compact"/>
-              <w:spacing w:before="0" w:after="40" w:line="240" w:lineRule="auto"/>
-              <w:jc w:val="center"/>
-            </w:pPr>
-            <w:r>
-              <w:rPr>
-                <w:rFonts w:ascii="Calibri" w:hAnsi="Calibri"/>
-                <w:sz w:val="17"/>
-              </w:rPr>
-              <w:t xml:space="preserve">12,97</w:t>
-            </w:r>
-          </w:p>
-        </w:tc>
-        <w:tc>
-          <w:tcPr>
-            <w:tcW w:type="dxa" w:w="1372"/>
-            <w:vAlign w:val="center"/>
-            <w:tcMar>
-              <w:top w:w="80" w:type="dxa"/>
-              <w:start w:w="120" w:type="dxa"/>
-              <w:bottom w:w="80" w:type="dxa"/>
-              <w:end w:w="120" w:type="dxa"/>
-            </w:tcMar>
-          </w:tcPr>
-          <w:p>
-            <w:pPr>
-              <w:pStyle w:val="Compact"/>
-              <w:spacing w:before="0" w:after="40" w:line="240" w:lineRule="auto"/>
-              <w:jc w:val="center"/>
-            </w:pPr>
-            <w:r>
-              <w:rPr>
-                <w:rFonts w:ascii="Calibri" w:hAnsi="Calibri"/>
-                <w:sz w:val="17"/>
-              </w:rPr>
-              <w:t xml:space="preserve">13,75</w:t>
-            </w:r>
-          </w:p>
-        </w:tc>
-        <w:tc>
-          <w:tcPr>
-            <w:tcW w:type="dxa" w:w="1372"/>
-            <w:vAlign w:val="center"/>
-            <w:tcMar>
-              <w:top w:w="80" w:type="dxa"/>
-              <w:start w:w="120" w:type="dxa"/>
-              <w:bottom w:w="80" w:type="dxa"/>
-              <w:end w:w="120" w:type="dxa"/>
-            </w:tcMar>
-          </w:tcPr>
-          <w:p>
-            <w:pPr>
-              <w:pStyle w:val="Compact"/>
-              <w:spacing w:before="0" w:after="40" w:line="240" w:lineRule="auto"/>
-              <w:jc w:val="center"/>
-            </w:pPr>
-            <w:r>
-              <w:rPr>
-                <w:rFonts w:ascii="Calibri" w:hAnsi="Calibri"/>
-                <w:sz w:val="17"/>
-              </w:rPr>
-              <w:t xml:space="preserve">0,974</w:t>
+            <w:r>
+              <w:t>ARIMA(0,1,2)</w:t>
+            </w:r>
+          </w:p>
+        </w:tc>
+        <w:tc>
+          <w:tcPr>
+            <w:tcW w:type="dxa" w:w="1372"/>
+            <w:vAlign w:val="center"/>
+            <w:tcMar>
+              <w:top w:w="80" w:type="dxa"/>
+              <w:start w:w="120" w:type="dxa"/>
+              <w:bottom w:w="80" w:type="dxa"/>
+              <w:end w:w="120" w:type="dxa"/>
+            </w:tcMar>
+          </w:tcPr>
+          <w:p>
+            <w:r>
+              <w:t>45,28</w:t>
+            </w:r>
+          </w:p>
+        </w:tc>
+        <w:tc>
+          <w:tcPr>
+            <w:tcW w:type="dxa" w:w="1372"/>
+            <w:vAlign w:val="center"/>
+            <w:tcMar>
+              <w:top w:w="80" w:type="dxa"/>
+              <w:start w:w="120" w:type="dxa"/>
+              <w:bottom w:w="80" w:type="dxa"/>
+              <w:end w:w="120" w:type="dxa"/>
+            </w:tcMar>
+          </w:tcPr>
+          <w:p>
+            <w:r>
+              <w:t>38,92</w:t>
+            </w:r>
+          </w:p>
+        </w:tc>
+        <w:tc>
+          <w:tcPr>
+            <w:tcW w:type="dxa" w:w="1372"/>
+            <w:vAlign w:val="center"/>
+            <w:tcMar>
+              <w:top w:w="80" w:type="dxa"/>
+              <w:start w:w="120" w:type="dxa"/>
+              <w:bottom w:w="80" w:type="dxa"/>
+              <w:end w:w="120" w:type="dxa"/>
+            </w:tcMar>
+          </w:tcPr>
+          <w:p>
+            <w:r>
+              <w:t>12,97</w:t>
+            </w:r>
+          </w:p>
+        </w:tc>
+        <w:tc>
+          <w:tcPr>
+            <w:tcW w:type="dxa" w:w="1372"/>
+            <w:vAlign w:val="center"/>
+            <w:tcMar>
+              <w:top w:w="80" w:type="dxa"/>
+              <w:start w:w="120" w:type="dxa"/>
+              <w:bottom w:w="80" w:type="dxa"/>
+              <w:end w:w="120" w:type="dxa"/>
+            </w:tcMar>
+          </w:tcPr>
+          <w:p>
+            <w:r>
+              <w:t>13,75</w:t>
+            </w:r>
+          </w:p>
+        </w:tc>
+        <w:tc>
+          <w:tcPr>
+            <w:tcW w:type="dxa" w:w="1372"/>
+            <w:vAlign w:val="center"/>
+            <w:tcMar>
+              <w:top w:w="80" w:type="dxa"/>
+              <w:start w:w="120" w:type="dxa"/>
+              <w:bottom w:w="80" w:type="dxa"/>
+              <w:end w:w="120" w:type="dxa"/>
+            </w:tcMar>
+          </w:tcPr>
+          <w:p>
+            <w:r>
+              <w:t>0,657</w:t>
             </w:r>
           </w:p>
         </w:tc>
@@ -3640,147 +3057,93 @@
             </w:tcMar>
           </w:tcPr>
           <w:p>
-            <w:pPr>
-              <w:pStyle w:val="Compact"/>
-              <w:spacing w:before="0" w:after="40" w:line="240" w:lineRule="auto"/>
-              <w:jc w:val="left"/>
-            </w:pPr>
-            <w:r>
-              <w:rPr>
-                <w:rFonts w:ascii="Calibri" w:hAnsi="Calibri"/>
-                <w:sz w:val="17"/>
-              </w:rPr>
-              <w:t xml:space="preserve">ETS aditivo 52</w:t>
-            </w:r>
-          </w:p>
-        </w:tc>
-        <w:tc>
-          <w:tcPr>
-            <w:tcW w:type="dxa" w:w="1372"/>
-            <w:vAlign w:val="center"/>
-            <w:tcMar>
-              <w:top w:w="80" w:type="dxa"/>
-              <w:start w:w="120" w:type="dxa"/>
-              <w:bottom w:w="80" w:type="dxa"/>
-              <w:end w:w="120" w:type="dxa"/>
-            </w:tcMar>
-          </w:tcPr>
-          <w:p>
-            <w:pPr>
-              <w:pStyle w:val="Compact"/>
-              <w:spacing w:before="0" w:after="40" w:line="240" w:lineRule="auto"/>
-              <w:jc w:val="center"/>
-            </w:pPr>
-            <w:r>
-              <w:rPr>
-                <w:rFonts w:ascii="Calibri" w:hAnsi="Calibri"/>
-                <w:sz w:val="17"/>
-              </w:rPr>
-              <w:t xml:space="preserve">50,22</w:t>
-            </w:r>
-          </w:p>
-        </w:tc>
-        <w:tc>
-          <w:tcPr>
-            <w:tcW w:type="dxa" w:w="1372"/>
-            <w:vAlign w:val="center"/>
-            <w:tcMar>
-              <w:top w:w="80" w:type="dxa"/>
-              <w:start w:w="120" w:type="dxa"/>
-              <w:bottom w:w="80" w:type="dxa"/>
-              <w:end w:w="120" w:type="dxa"/>
-            </w:tcMar>
-          </w:tcPr>
-          <w:p>
-            <w:pPr>
-              <w:pStyle w:val="Compact"/>
-              <w:spacing w:before="0" w:after="40" w:line="240" w:lineRule="auto"/>
-              <w:jc w:val="center"/>
-            </w:pPr>
-            <w:r>
-              <w:rPr>
-                <w:rFonts w:ascii="Calibri" w:hAnsi="Calibri"/>
-                <w:sz w:val="17"/>
-              </w:rPr>
-              <w:t xml:space="preserve">39,01</w:t>
-            </w:r>
-          </w:p>
-        </w:tc>
-        <w:tc>
-          <w:tcPr>
-            <w:tcW w:type="dxa" w:w="1372"/>
-            <w:vAlign w:val="center"/>
-            <w:tcMar>
-              <w:top w:w="80" w:type="dxa"/>
-              <w:start w:w="120" w:type="dxa"/>
-              <w:bottom w:w="80" w:type="dxa"/>
-              <w:end w:w="120" w:type="dxa"/>
-            </w:tcMar>
-          </w:tcPr>
-          <w:p>
-            <w:pPr>
-              <w:pStyle w:val="Compact"/>
-              <w:spacing w:before="0" w:after="40" w:line="240" w:lineRule="auto"/>
-              <w:jc w:val="center"/>
-            </w:pPr>
-            <w:r>
-              <w:rPr>
-                <w:rFonts w:ascii="Calibri" w:hAnsi="Calibri"/>
-                <w:sz w:val="17"/>
-              </w:rPr>
-              <w:t xml:space="preserve">12,93</w:t>
-            </w:r>
-          </w:p>
-        </w:tc>
-        <w:tc>
-          <w:tcPr>
-            <w:tcW w:type="dxa" w:w="1372"/>
-            <w:vAlign w:val="center"/>
-            <w:tcMar>
-              <w:top w:w="80" w:type="dxa"/>
-              <w:start w:w="120" w:type="dxa"/>
-              <w:bottom w:w="80" w:type="dxa"/>
-              <w:end w:w="120" w:type="dxa"/>
-            </w:tcMar>
-          </w:tcPr>
-          <w:p>
-            <w:pPr>
-              <w:pStyle w:val="Compact"/>
-              <w:spacing w:before="0" w:after="40" w:line="240" w:lineRule="auto"/>
-              <w:jc w:val="center"/>
-            </w:pPr>
-            <w:r>
-              <w:rPr>
-                <w:rFonts w:ascii="Calibri" w:hAnsi="Calibri"/>
-                <w:sz w:val="17"/>
-              </w:rPr>
-              <w:t xml:space="preserve">13,87</w:t>
-            </w:r>
-          </w:p>
-        </w:tc>
-        <w:tc>
-          <w:tcPr>
-            <w:tcW w:type="dxa" w:w="1372"/>
-            <w:vAlign w:val="center"/>
-            <w:tcMar>
-              <w:top w:w="80" w:type="dxa"/>
-              <w:start w:w="120" w:type="dxa"/>
-              <w:bottom w:w="80" w:type="dxa"/>
-              <w:end w:w="120" w:type="dxa"/>
-            </w:tcMar>
-          </w:tcPr>
-          <w:p>
-            <w:pPr>
-              <w:pStyle w:val="Compact"/>
-              <w:spacing w:before="0" w:after="40" w:line="240" w:lineRule="auto"/>
-              <w:jc w:val="center"/>
-            </w:pPr>
-            <w:r>
-              <w:rPr>
-                <w:rFonts w:ascii="Calibri" w:hAnsi="Calibri"/>
-                <w:sz w:val="17"/>
-              </w:rPr>
-              <w:t xml:space="preserve">0,227</w:t>
+            <w:r>
+              <w:t>ETS aditivo 52</w:t>
+            </w:r>
+          </w:p>
+        </w:tc>
+        <w:tc>
+          <w:tcPr>
+            <w:tcW w:type="dxa" w:w="1372"/>
+            <w:vAlign w:val="center"/>
+            <w:tcMar>
+              <w:top w:w="80" w:type="dxa"/>
+              <w:start w:w="120" w:type="dxa"/>
+              <w:bottom w:w="80" w:type="dxa"/>
+              <w:end w:w="120" w:type="dxa"/>
+            </w:tcMar>
+          </w:tcPr>
+          <w:p>
+            <w:r>
+              <w:t>50,18</w:t>
+            </w:r>
+          </w:p>
+        </w:tc>
+        <w:tc>
+          <w:tcPr>
+            <w:tcW w:type="dxa" w:w="1372"/>
+            <w:vAlign w:val="center"/>
+            <w:tcMar>
+              <w:top w:w="80" w:type="dxa"/>
+              <w:start w:w="120" w:type="dxa"/>
+              <w:bottom w:w="80" w:type="dxa"/>
+              <w:end w:w="120" w:type="dxa"/>
+            </w:tcMar>
+          </w:tcPr>
+          <w:p>
+            <w:r>
+              <w:t>38,96</w:t>
+            </w:r>
+          </w:p>
+        </w:tc>
+        <w:tc>
+          <w:tcPr>
+            <w:tcW w:type="dxa" w:w="1372"/>
+            <w:vAlign w:val="center"/>
+            <w:tcMar>
+              <w:top w:w="80" w:type="dxa"/>
+              <w:start w:w="120" w:type="dxa"/>
+              <w:bottom w:w="80" w:type="dxa"/>
+              <w:end w:w="120" w:type="dxa"/>
+            </w:tcMar>
+          </w:tcPr>
+          <w:p>
+            <w:r>
+              <w:t>12,91</w:t>
+            </w:r>
+          </w:p>
+        </w:tc>
+        <w:tc>
+          <w:tcPr>
+            <w:tcW w:type="dxa" w:w="1372"/>
+            <w:vAlign w:val="center"/>
+            <w:tcMar>
+              <w:top w:w="80" w:type="dxa"/>
+              <w:start w:w="120" w:type="dxa"/>
+              <w:bottom w:w="80" w:type="dxa"/>
+              <w:end w:w="120" w:type="dxa"/>
+            </w:tcMar>
+          </w:tcPr>
+          <w:p>
+            <w:r>
+              <w:t>13,86</w:t>
+            </w:r>
+          </w:p>
+        </w:tc>
+        <w:tc>
+          <w:tcPr>
+            <w:tcW w:type="dxa" w:w="1372"/>
+            <w:vAlign w:val="center"/>
+            <w:tcMar>
+              <w:top w:w="80" w:type="dxa"/>
+              <w:start w:w="120" w:type="dxa"/>
+              <w:bottom w:w="80" w:type="dxa"/>
+              <w:end w:w="120" w:type="dxa"/>
+            </w:tcMar>
+          </w:tcPr>
+          <w:p>
+            <w:r>
+              <w:t>0,224</w:t>
             </w:r>
           </w:p>
         </w:tc>
@@ -3801,147 +3164,93 @@
             </w:tcMar>
           </w:tcPr>
           <w:p>
-            <w:pPr>
-              <w:pStyle w:val="Compact"/>
-              <w:spacing w:before="0" w:after="40" w:line="240" w:lineRule="auto"/>
-              <w:jc w:val="left"/>
-            </w:pPr>
-            <w:r>
-              <w:rPr>
-                <w:rFonts w:ascii="Calibri" w:hAnsi="Calibri"/>
-                <w:sz w:val="17"/>
-              </w:rPr>
-              <w:t xml:space="preserve">Ingenuo estacional 52</w:t>
-            </w:r>
-          </w:p>
-        </w:tc>
-        <w:tc>
-          <w:tcPr>
-            <w:tcW w:type="dxa" w:w="1372"/>
-            <w:vAlign w:val="center"/>
-            <w:tcMar>
-              <w:top w:w="80" w:type="dxa"/>
-              <w:start w:w="120" w:type="dxa"/>
-              <w:bottom w:w="80" w:type="dxa"/>
-              <w:end w:w="120" w:type="dxa"/>
-            </w:tcMar>
-          </w:tcPr>
-          <w:p>
-            <w:pPr>
-              <w:pStyle w:val="Compact"/>
-              <w:spacing w:before="0" w:after="40" w:line="240" w:lineRule="auto"/>
-              <w:jc w:val="center"/>
-            </w:pPr>
-            <w:r>
-              <w:rPr>
-                <w:rFonts w:ascii="Calibri" w:hAnsi="Calibri"/>
-                <w:sz w:val="17"/>
-              </w:rPr>
-              <w:t xml:space="preserve">60,39</w:t>
-            </w:r>
-          </w:p>
-        </w:tc>
-        <w:tc>
-          <w:tcPr>
-            <w:tcW w:type="dxa" w:w="1372"/>
-            <w:vAlign w:val="center"/>
-            <w:tcMar>
-              <w:top w:w="80" w:type="dxa"/>
-              <w:start w:w="120" w:type="dxa"/>
-              <w:bottom w:w="80" w:type="dxa"/>
-              <w:end w:w="120" w:type="dxa"/>
-            </w:tcMar>
-          </w:tcPr>
-          <w:p>
-            <w:pPr>
-              <w:pStyle w:val="Compact"/>
-              <w:spacing w:before="0" w:after="40" w:line="240" w:lineRule="auto"/>
-              <w:jc w:val="center"/>
-            </w:pPr>
-            <w:r>
-              <w:rPr>
-                <w:rFonts w:ascii="Calibri" w:hAnsi="Calibri"/>
-                <w:sz w:val="17"/>
-              </w:rPr>
-              <w:t xml:space="preserve">50,50</w:t>
-            </w:r>
-          </w:p>
-        </w:tc>
-        <w:tc>
-          <w:tcPr>
-            <w:tcW w:type="dxa" w:w="1372"/>
-            <w:vAlign w:val="center"/>
-            <w:tcMar>
-              <w:top w:w="80" w:type="dxa"/>
-              <w:start w:w="120" w:type="dxa"/>
-              <w:bottom w:w="80" w:type="dxa"/>
-              <w:end w:w="120" w:type="dxa"/>
-            </w:tcMar>
-          </w:tcPr>
-          <w:p>
-            <w:pPr>
-              <w:pStyle w:val="Compact"/>
-              <w:spacing w:before="0" w:after="40" w:line="240" w:lineRule="auto"/>
-              <w:jc w:val="center"/>
-            </w:pPr>
-            <w:r>
-              <w:rPr>
-                <w:rFonts w:ascii="Calibri" w:hAnsi="Calibri"/>
-                <w:sz w:val="17"/>
-              </w:rPr>
-              <w:t xml:space="preserve">17,49</w:t>
-            </w:r>
-          </w:p>
-        </w:tc>
-        <w:tc>
-          <w:tcPr>
-            <w:tcW w:type="dxa" w:w="1372"/>
-            <w:vAlign w:val="center"/>
-            <w:tcMar>
-              <w:top w:w="80" w:type="dxa"/>
-              <w:start w:w="120" w:type="dxa"/>
-              <w:bottom w:w="80" w:type="dxa"/>
-              <w:end w:w="120" w:type="dxa"/>
-            </w:tcMar>
-          </w:tcPr>
-          <w:p>
-            <w:pPr>
-              <w:pStyle w:val="Compact"/>
-              <w:spacing w:before="0" w:after="40" w:line="240" w:lineRule="auto"/>
-              <w:jc w:val="center"/>
-            </w:pPr>
-            <w:r>
-              <w:rPr>
-                <w:rFonts w:ascii="Calibri" w:hAnsi="Calibri"/>
-                <w:sz w:val="17"/>
-              </w:rPr>
-              <w:t xml:space="preserve">16,98</w:t>
-            </w:r>
-          </w:p>
-        </w:tc>
-        <w:tc>
-          <w:tcPr>
-            <w:tcW w:type="dxa" w:w="1372"/>
-            <w:vAlign w:val="center"/>
-            <w:tcMar>
-              <w:top w:w="80" w:type="dxa"/>
-              <w:start w:w="120" w:type="dxa"/>
-              <w:bottom w:w="80" w:type="dxa"/>
-              <w:end w:w="120" w:type="dxa"/>
-            </w:tcMar>
-          </w:tcPr>
-          <w:p>
-            <w:pPr>
-              <w:pStyle w:val="Compact"/>
-              <w:spacing w:before="0" w:after="40" w:line="240" w:lineRule="auto"/>
-              <w:jc w:val="center"/>
-            </w:pPr>
-            <w:r>
-              <w:rPr>
-                <w:rFonts w:ascii="Calibri" w:hAnsi="Calibri"/>
-                <w:sz w:val="17"/>
-              </w:rPr>
-              <w:t xml:space="preserve">&lt;0,001</w:t>
+            <w:r>
+              <w:t>Ingenuo estacional 52</w:t>
+            </w:r>
+          </w:p>
+        </w:tc>
+        <w:tc>
+          <w:tcPr>
+            <w:tcW w:type="dxa" w:w="1372"/>
+            <w:vAlign w:val="center"/>
+            <w:tcMar>
+              <w:top w:w="80" w:type="dxa"/>
+              <w:start w:w="120" w:type="dxa"/>
+              <w:bottom w:w="80" w:type="dxa"/>
+              <w:end w:w="120" w:type="dxa"/>
+            </w:tcMar>
+          </w:tcPr>
+          <w:p>
+            <w:r>
+              <w:t>60,39</w:t>
+            </w:r>
+          </w:p>
+        </w:tc>
+        <w:tc>
+          <w:tcPr>
+            <w:tcW w:type="dxa" w:w="1372"/>
+            <w:vAlign w:val="center"/>
+            <w:tcMar>
+              <w:top w:w="80" w:type="dxa"/>
+              <w:start w:w="120" w:type="dxa"/>
+              <w:bottom w:w="80" w:type="dxa"/>
+              <w:end w:w="120" w:type="dxa"/>
+            </w:tcMar>
+          </w:tcPr>
+          <w:p>
+            <w:r>
+              <w:t>50,50</w:t>
+            </w:r>
+          </w:p>
+        </w:tc>
+        <w:tc>
+          <w:tcPr>
+            <w:tcW w:type="dxa" w:w="1372"/>
+            <w:vAlign w:val="center"/>
+            <w:tcMar>
+              <w:top w:w="80" w:type="dxa"/>
+              <w:start w:w="120" w:type="dxa"/>
+              <w:bottom w:w="80" w:type="dxa"/>
+              <w:end w:w="120" w:type="dxa"/>
+            </w:tcMar>
+          </w:tcPr>
+          <w:p>
+            <w:r>
+              <w:t>17,49</w:t>
+            </w:r>
+          </w:p>
+        </w:tc>
+        <w:tc>
+          <w:tcPr>
+            <w:tcW w:type="dxa" w:w="1372"/>
+            <w:vAlign w:val="center"/>
+            <w:tcMar>
+              <w:top w:w="80" w:type="dxa"/>
+              <w:start w:w="120" w:type="dxa"/>
+              <w:bottom w:w="80" w:type="dxa"/>
+              <w:end w:w="120" w:type="dxa"/>
+            </w:tcMar>
+          </w:tcPr>
+          <w:p>
+            <w:r>
+              <w:t>16,98</w:t>
+            </w:r>
+          </w:p>
+        </w:tc>
+        <w:tc>
+          <w:tcPr>
+            <w:tcW w:type="dxa" w:w="1372"/>
+            <w:vAlign w:val="center"/>
+            <w:tcMar>
+              <w:top w:w="80" w:type="dxa"/>
+              <w:start w:w="120" w:type="dxa"/>
+              <w:bottom w:w="80" w:type="dxa"/>
+              <w:end w:w="120" w:type="dxa"/>
+            </w:tcMar>
+          </w:tcPr>
+          <w:p>
+            <w:r>
+              <w:t>&lt;0,001</w:t>
             </w:r>
           </w:p>
         </w:tc>
@@ -3953,7 +3262,7 @@
         <w:widowControl/>
       </w:pPr>
       <w:r>
-        <w:t xml:space="preserve">ARIMA(3,0,0) obtuvo el menor RMSE de validación y sus residuos superaron Ljung-Box al 5%. El ingenuo de último valor quedó segundo, pero conservó dependencia temporal clara en sus errores. De acuerdo con la regla definida previamente, se seleccionó ARIMA(3,0,0). El AIC se interpretó solamente entre modelos ARIMA comparables y no entre familias diferentes.</w:t>
+        <w:t>ARIMA(3,0,0) obtuvo el menor RMSE de validación (35,99) y superó Ljung-Box corregido al 5% (p=0,822). El ingenuo de último valor quedó segundo, pero conservó dependencia temporal (p&lt;0,001). La selección fue programática y no se forzó el ganador. La fila ETS aditivo 52 de esta ejecución —RMSE 50,18; MAE 38,96; p=0,224— es la fuente de verdad para notebook e informe.</w:t>
       </w:r>
     </w:p>
     <w:p>
@@ -4043,7 +3352,7 @@
         <w:widowControl/>
       </w:pPr>
       <w:r>
-        <w:t xml:space="preserve">Una vez seleccionado ARIMA(3,0,0), se reentrenó con entrenamiento más validación y se pronosticó el bloque reservado de ocho semanas. Una de esas semanas carecía de cobertura suficiente y había sido interpolada. Para no evaluar el modelo contra un valor construido, las métricas se calcularon sobre las siete semanas realmente observadas.</w:t>
+        <w:t>Una vez seleccionado ARIMA(3,0,0), se reentrenó con entrenamiento más validación y se pronosticó el bloque reservado de ocho semanas. Una semana carecía de cobertura suficiente. Para no evaluar contra un valor construido, las métricas se calcularon exclusivamente sobre las siete semanas realmente observadas.</w:t>
       </w:r>
     </w:p>
     <w:tbl>
@@ -4172,17 +3481,8 @@
             </w:tcMar>
           </w:tcPr>
           <w:p>
-            <w:pPr>
-              <w:pStyle w:val="Compact"/>
-              <w:spacing w:before="0" w:after="40" w:line="240" w:lineRule="auto"/>
-              <w:jc w:val="center"/>
-            </w:pPr>
-            <w:r>
-              <w:rPr>
-                <w:rFonts w:ascii="Calibri" w:hAnsi="Calibri"/>
-                <w:sz w:val="19"/>
-              </w:rPr>
-              <w:t xml:space="preserve">30,23 mg/Nm³</w:t>
+            <w:r>
+              <w:t>30,23 mg/Nm³</w:t>
             </w:r>
           </w:p>
         </w:tc>
@@ -4229,17 +3529,8 @@
             </w:tcMar>
           </w:tcPr>
           <w:p>
-            <w:pPr>
-              <w:pStyle w:val="Compact"/>
-              <w:spacing w:before="0" w:after="40" w:line="240" w:lineRule="auto"/>
-              <w:jc w:val="center"/>
-            </w:pPr>
-            <w:r>
-              <w:rPr>
-                <w:rFonts w:ascii="Calibri" w:hAnsi="Calibri"/>
-                <w:sz w:val="19"/>
-              </w:rPr>
-              <w:t xml:space="preserve">28,89 mg/Nm³</w:t>
+            <w:r>
+              <w:t>28,89 mg/Nm³</w:t>
             </w:r>
           </w:p>
         </w:tc>
@@ -4286,17 +3577,8 @@
             </w:tcMar>
           </w:tcPr>
           <w:p>
-            <w:pPr>
-              <w:pStyle w:val="Compact"/>
-              <w:spacing w:before="0" w:after="40" w:line="240" w:lineRule="auto"/>
-              <w:jc w:val="center"/>
-            </w:pPr>
-            <w:r>
-              <w:rPr>
-                <w:rFonts w:ascii="Calibri" w:hAnsi="Calibri"/>
-                <w:sz w:val="19"/>
-              </w:rPr>
-              <w:t xml:space="preserve">10,32%</w:t>
+            <w:r>
+              <w:t>10,32%</w:t>
             </w:r>
           </w:p>
         </w:tc>
@@ -4343,17 +3625,8 @@
             </w:tcMar>
           </w:tcPr>
           <w:p>
-            <w:pPr>
-              <w:pStyle w:val="Compact"/>
-              <w:spacing w:before="0" w:after="40" w:line="240" w:lineRule="auto"/>
-              <w:jc w:val="center"/>
-            </w:pPr>
-            <w:r>
-              <w:rPr>
-                <w:rFonts w:ascii="Calibri" w:hAnsi="Calibri"/>
-                <w:sz w:val="19"/>
-              </w:rPr>
-              <w:t xml:space="preserve">10,03%</w:t>
+            <w:r>
+              <w:t>10,03%</w:t>
             </w:r>
           </w:p>
         </w:tc>
@@ -4442,7 +3715,7 @@
         <w:widowControl/>
       </w:pPr>
       <w:r>
-        <w:t xml:space="preserve">Posteriormente el modelo se reentrenó con las 299 semanas. Ljung-Box produjo valores p de 0,572 y 0,308 para los rezagos 10 y 20. No se rechaza la ausencia de autocorrelación residual. Bajo este criterio, el modelo final se considera apropiado.</w:t>
+        <w:t>Después de evaluar la prueba, el modelo se reentrenó con las 299 semanas, preparadas por etapa. Se eliminaron los tres residuos iniciales indicados por loglikelihood_burn y se aplicó model_df=3. Ljung-Box produjo valores p de 0,428 y 0,403 para los rezagos 10 y 20; no se rechaza la ausencia de autocorrelación residual.</w:t>
       </w:r>
     </w:p>
     <w:p>
@@ -4684,17 +3957,8 @@
             </w:tcMar>
           </w:tcPr>
           <w:p>
-            <w:pPr>
-              <w:pStyle w:val="Compact"/>
-              <w:spacing w:before="0" w:after="40" w:line="240" w:lineRule="auto"/>
-              <w:jc w:val="left"/>
-            </w:pPr>
-            <w:r>
-              <w:rPr>
-                <w:rFonts w:ascii="Calibri" w:hAnsi="Calibri"/>
-                <w:sz w:val="19"/>
-              </w:rPr>
-              <w:t xml:space="preserve">2025-10-05</w:t>
+            <w:r>
+              <w:t>2025-10-05</w:t>
             </w:r>
           </w:p>
         </w:tc>
@@ -4710,17 +3974,8 @@
             </w:tcMar>
           </w:tcPr>
           <w:p>
-            <w:pPr>
-              <w:pStyle w:val="Compact"/>
-              <w:spacing w:before="0" w:after="40" w:line="240" w:lineRule="auto"/>
-              <w:jc w:val="center"/>
-            </w:pPr>
-            <w:r>
-              <w:rPr>
-                <w:rFonts w:ascii="Calibri" w:hAnsi="Calibri"/>
-                <w:sz w:val="19"/>
-              </w:rPr>
-              <w:t xml:space="preserve">308,18</w:t>
+            <w:r>
+              <w:t>308,18</w:t>
             </w:r>
           </w:p>
         </w:tc>
@@ -4736,17 +3991,8 @@
             </w:tcMar>
           </w:tcPr>
           <w:p>
-            <w:pPr>
-              <w:pStyle w:val="Compact"/>
-              <w:spacing w:before="0" w:after="40" w:line="240" w:lineRule="auto"/>
-              <w:jc w:val="center"/>
-            </w:pPr>
-            <w:r>
-              <w:rPr>
-                <w:rFonts w:ascii="Calibri" w:hAnsi="Calibri"/>
-                <w:sz w:val="19"/>
-              </w:rPr>
-              <w:t xml:space="preserve">252,90</w:t>
+            <w:r>
+              <w:t>252,90</w:t>
             </w:r>
           </w:p>
         </w:tc>
@@ -4762,17 +4008,8 @@
             </w:tcMar>
           </w:tcPr>
           <w:p>
-            <w:pPr>
-              <w:pStyle w:val="Compact"/>
-              <w:spacing w:before="0" w:after="40" w:line="240" w:lineRule="auto"/>
-              <w:jc w:val="center"/>
-            </w:pPr>
-            <w:r>
-              <w:rPr>
-                <w:rFonts w:ascii="Calibri" w:hAnsi="Calibri"/>
-                <w:sz w:val="19"/>
-              </w:rPr>
-              <w:t xml:space="preserve">363,47</w:t>
+            <w:r>
+              <w:t>363,47</w:t>
             </w:r>
           </w:p>
         </w:tc>
@@ -4793,17 +4030,8 @@
             </w:tcMar>
           </w:tcPr>
           <w:p>
-            <w:pPr>
-              <w:pStyle w:val="Compact"/>
-              <w:spacing w:before="0" w:after="40" w:line="240" w:lineRule="auto"/>
-              <w:jc w:val="left"/>
-            </w:pPr>
-            <w:r>
-              <w:rPr>
-                <w:rFonts w:ascii="Calibri" w:hAnsi="Calibri"/>
-                <w:sz w:val="19"/>
-              </w:rPr>
-              <w:t xml:space="preserve">2025-10-12</w:t>
+            <w:r>
+              <w:t>2025-10-12</w:t>
             </w:r>
           </w:p>
         </w:tc>
@@ -4819,17 +4047,8 @@
             </w:tcMar>
           </w:tcPr>
           <w:p>
-            <w:pPr>
-              <w:pStyle w:val="Compact"/>
-              <w:spacing w:before="0" w:after="40" w:line="240" w:lineRule="auto"/>
-              <w:jc w:val="center"/>
-            </w:pPr>
-            <w:r>
-              <w:rPr>
-                <w:rFonts w:ascii="Calibri" w:hAnsi="Calibri"/>
-                <w:sz w:val="19"/>
-              </w:rPr>
-              <w:t xml:space="preserve">313,68</w:t>
+            <w:r>
+              <w:t>313,68</w:t>
             </w:r>
           </w:p>
         </w:tc>
@@ -4845,17 +4064,8 @@
             </w:tcMar>
           </w:tcPr>
           <w:p>
-            <w:pPr>
-              <w:pStyle w:val="Compact"/>
-              <w:spacing w:before="0" w:after="40" w:line="240" w:lineRule="auto"/>
-              <w:jc w:val="center"/>
-            </w:pPr>
-            <w:r>
-              <w:rPr>
-                <w:rFonts w:ascii="Calibri" w:hAnsi="Calibri"/>
-                <w:sz w:val="19"/>
-              </w:rPr>
-              <w:t xml:space="preserve">247,38</w:t>
+            <w:r>
+              <w:t>247,38</w:t>
             </w:r>
           </w:p>
         </w:tc>
@@ -4871,17 +4081,8 @@
             </w:tcMar>
           </w:tcPr>
           <w:p>
-            <w:pPr>
-              <w:pStyle w:val="Compact"/>
-              <w:spacing w:before="0" w:after="40" w:line="240" w:lineRule="auto"/>
-              <w:jc w:val="center"/>
-            </w:pPr>
-            <w:r>
-              <w:rPr>
-                <w:rFonts w:ascii="Calibri" w:hAnsi="Calibri"/>
-                <w:sz w:val="19"/>
-              </w:rPr>
-              <w:t xml:space="preserve">379,99</w:t>
+            <w:r>
+              <w:t>379,99</w:t>
             </w:r>
           </w:p>
         </w:tc>
@@ -4902,17 +4103,8 @@
             </w:tcMar>
           </w:tcPr>
           <w:p>
-            <w:pPr>
-              <w:pStyle w:val="Compact"/>
-              <w:spacing w:before="0" w:after="40" w:line="240" w:lineRule="auto"/>
-              <w:jc w:val="left"/>
-            </w:pPr>
-            <w:r>
-              <w:rPr>
-                <w:rFonts w:ascii="Calibri" w:hAnsi="Calibri"/>
-                <w:sz w:val="19"/>
-              </w:rPr>
-              <w:t xml:space="preserve">2025-10-19</w:t>
+            <w:r>
+              <w:t>2025-10-19</w:t>
             </w:r>
           </w:p>
         </w:tc>
@@ -4928,17 +4120,8 @@
             </w:tcMar>
           </w:tcPr>
           <w:p>
-            <w:pPr>
-              <w:pStyle w:val="Compact"/>
-              <w:spacing w:before="0" w:after="40" w:line="240" w:lineRule="auto"/>
-              <w:jc w:val="center"/>
-            </w:pPr>
-            <w:r>
-              <w:rPr>
-                <w:rFonts w:ascii="Calibri" w:hAnsi="Calibri"/>
-                <w:sz w:val="19"/>
-              </w:rPr>
-              <w:t xml:space="preserve">314,15</w:t>
+            <w:r>
+              <w:t>314,15</w:t>
             </w:r>
           </w:p>
         </w:tc>
@@ -4954,17 +4137,8 @@
             </w:tcMar>
           </w:tcPr>
           <w:p>
-            <w:pPr>
-              <w:pStyle w:val="Compact"/>
-              <w:spacing w:before="0" w:after="40" w:line="240" w:lineRule="auto"/>
-              <w:jc w:val="center"/>
-            </w:pPr>
-            <w:r>
-              <w:rPr>
-                <w:rFonts w:ascii="Calibri" w:hAnsi="Calibri"/>
-                <w:sz w:val="19"/>
-              </w:rPr>
-              <w:t xml:space="preserve">244,30</w:t>
+            <w:r>
+              <w:t>244,30</w:t>
             </w:r>
           </w:p>
         </w:tc>
@@ -4980,17 +4154,8 @@
             </w:tcMar>
           </w:tcPr>
           <w:p>
-            <w:pPr>
-              <w:pStyle w:val="Compact"/>
-              <w:spacing w:before="0" w:after="40" w:line="240" w:lineRule="auto"/>
-              <w:jc w:val="center"/>
-            </w:pPr>
-            <w:r>
-              <w:rPr>
-                <w:rFonts w:ascii="Calibri" w:hAnsi="Calibri"/>
-                <w:sz w:val="19"/>
-              </w:rPr>
-              <w:t xml:space="preserve">383,99</w:t>
+            <w:r>
+              <w:t>383,99</w:t>
             </w:r>
           </w:p>
         </w:tc>
@@ -5011,17 +4176,8 @@
             </w:tcMar>
           </w:tcPr>
           <w:p>
-            <w:pPr>
-              <w:pStyle w:val="Compact"/>
-              <w:spacing w:before="0" w:after="40" w:line="240" w:lineRule="auto"/>
-              <w:jc w:val="left"/>
-            </w:pPr>
-            <w:r>
-              <w:rPr>
-                <w:rFonts w:ascii="Calibri" w:hAnsi="Calibri"/>
-                <w:sz w:val="19"/>
-              </w:rPr>
-              <w:t xml:space="preserve">2025-10-26</w:t>
+            <w:r>
+              <w:t>2025-10-26</w:t>
             </w:r>
           </w:p>
         </w:tc>
@@ -5037,17 +4193,8 @@
             </w:tcMar>
           </w:tcPr>
           <w:p>
-            <w:pPr>
-              <w:pStyle w:val="Compact"/>
-              <w:spacing w:before="0" w:after="40" w:line="240" w:lineRule="auto"/>
-              <w:jc w:val="center"/>
-            </w:pPr>
-            <w:r>
-              <w:rPr>
-                <w:rFonts w:ascii="Calibri" w:hAnsi="Calibri"/>
-                <w:sz w:val="19"/>
-              </w:rPr>
-              <w:t xml:space="preserve">312,20</w:t>
+            <w:r>
+              <w:t>312,20</w:t>
             </w:r>
           </w:p>
         </w:tc>
@@ -5063,17 +4210,8 @@
             </w:tcMar>
           </w:tcPr>
           <w:p>
-            <w:pPr>
-              <w:pStyle w:val="Compact"/>
-              <w:spacing w:before="0" w:after="40" w:line="240" w:lineRule="auto"/>
-              <w:jc w:val="center"/>
-            </w:pPr>
-            <w:r>
-              <w:rPr>
-                <w:rFonts w:ascii="Calibri" w:hAnsi="Calibri"/>
-                <w:sz w:val="19"/>
-              </w:rPr>
-              <w:t xml:space="preserve">236,93</w:t>
+            <w:r>
+              <w:t>236,93</w:t>
             </w:r>
           </w:p>
         </w:tc>
@@ -5089,17 +4227,8 @@
             </w:tcMar>
           </w:tcPr>
           <w:p>
-            <w:pPr>
-              <w:pStyle w:val="Compact"/>
-              <w:spacing w:before="0" w:after="40" w:line="240" w:lineRule="auto"/>
-              <w:jc w:val="center"/>
-            </w:pPr>
-            <w:r>
-              <w:rPr>
-                <w:rFonts w:ascii="Calibri" w:hAnsi="Calibri"/>
-                <w:sz w:val="19"/>
-              </w:rPr>
-              <w:t xml:space="preserve">387,46</w:t>
+            <w:r>
+              <w:t>387,46</w:t>
             </w:r>
           </w:p>
         </w:tc>
@@ -5120,17 +4249,8 @@
             </w:tcMar>
           </w:tcPr>
           <w:p>
-            <w:pPr>
-              <w:pStyle w:val="Compact"/>
-              <w:spacing w:before="0" w:after="40" w:line="240" w:lineRule="auto"/>
-              <w:jc w:val="left"/>
-            </w:pPr>
-            <w:r>
-              <w:rPr>
-                <w:rFonts w:ascii="Calibri" w:hAnsi="Calibri"/>
-                <w:sz w:val="19"/>
-              </w:rPr>
-              <w:t xml:space="preserve">2025-11-02</w:t>
+            <w:r>
+              <w:t>2025-11-02</w:t>
             </w:r>
           </w:p>
         </w:tc>
@@ -5146,17 +4266,8 @@
             </w:tcMar>
           </w:tcPr>
           <w:p>
-            <w:pPr>
-              <w:pStyle w:val="Compact"/>
-              <w:spacing w:before="0" w:after="40" w:line="240" w:lineRule="auto"/>
-              <w:jc w:val="center"/>
-            </w:pPr>
-            <w:r>
-              <w:rPr>
-                <w:rFonts w:ascii="Calibri" w:hAnsi="Calibri"/>
-                <w:sz w:val="19"/>
-              </w:rPr>
-              <w:t xml:space="preserve">312,38</w:t>
+            <w:r>
+              <w:t>312,38</w:t>
             </w:r>
           </w:p>
         </w:tc>
@@ -5172,17 +4283,8 @@
             </w:tcMar>
           </w:tcPr>
           <w:p>
-            <w:pPr>
-              <w:pStyle w:val="Compact"/>
-              <w:spacing w:before="0" w:after="40" w:line="240" w:lineRule="auto"/>
-              <w:jc w:val="center"/>
-            </w:pPr>
-            <w:r>
-              <w:rPr>
-                <w:rFonts w:ascii="Calibri" w:hAnsi="Calibri"/>
-                <w:sz w:val="19"/>
-              </w:rPr>
-              <w:t xml:space="preserve">232,22</w:t>
+            <w:r>
+              <w:t>232,22</w:t>
             </w:r>
           </w:p>
         </w:tc>
@@ -5198,17 +4300,8 @@
             </w:tcMar>
           </w:tcPr>
           <w:p>
-            <w:pPr>
-              <w:pStyle w:val="Compact"/>
-              <w:spacing w:before="0" w:after="40" w:line="240" w:lineRule="auto"/>
-              <w:jc w:val="center"/>
-            </w:pPr>
-            <w:r>
-              <w:rPr>
-                <w:rFonts w:ascii="Calibri" w:hAnsi="Calibri"/>
-                <w:sz w:val="19"/>
-              </w:rPr>
-              <w:t xml:space="preserve">392,55</w:t>
+            <w:r>
+              <w:t>392,55</w:t>
             </w:r>
           </w:p>
         </w:tc>
@@ -5229,17 +4322,8 @@
             </w:tcMar>
           </w:tcPr>
           <w:p>
-            <w:pPr>
-              <w:pStyle w:val="Compact"/>
-              <w:spacing w:before="0" w:after="40" w:line="240" w:lineRule="auto"/>
-              <w:jc w:val="left"/>
-            </w:pPr>
-            <w:r>
-              <w:rPr>
-                <w:rFonts w:ascii="Calibri" w:hAnsi="Calibri"/>
-                <w:sz w:val="19"/>
-              </w:rPr>
-              <w:t xml:space="preserve">2025-11-09</w:t>
+            <w:r>
+              <w:t>2025-11-09</w:t>
             </w:r>
           </w:p>
         </w:tc>
@@ -5255,17 +4339,8 @@
             </w:tcMar>
           </w:tcPr>
           <w:p>
-            <w:pPr>
-              <w:pStyle w:val="Compact"/>
-              <w:spacing w:before="0" w:after="40" w:line="240" w:lineRule="auto"/>
-              <w:jc w:val="center"/>
-            </w:pPr>
-            <w:r>
-              <w:rPr>
-                <w:rFonts w:ascii="Calibri" w:hAnsi="Calibri"/>
-                <w:sz w:val="19"/>
-              </w:rPr>
-              <w:t xml:space="preserve">312,71</w:t>
+            <w:r>
+              <w:t>312,71</w:t>
             </w:r>
           </w:p>
         </w:tc>
@@ -5281,17 +4356,8 @@
             </w:tcMar>
           </w:tcPr>
           <w:p>
-            <w:pPr>
-              <w:pStyle w:val="Compact"/>
-              <w:spacing w:before="0" w:after="40" w:line="240" w:lineRule="auto"/>
-              <w:jc w:val="center"/>
-            </w:pPr>
-            <w:r>
-              <w:rPr>
-                <w:rFonts w:ascii="Calibri" w:hAnsi="Calibri"/>
-                <w:sz w:val="19"/>
-              </w:rPr>
-              <w:t xml:space="preserve">229,29</w:t>
+            <w:r>
+              <w:t>229,29</w:t>
             </w:r>
           </w:p>
         </w:tc>
@@ -5307,17 +4373,8 @@
             </w:tcMar>
           </w:tcPr>
           <w:p>
-            <w:pPr>
-              <w:pStyle w:val="Compact"/>
-              <w:spacing w:before="0" w:after="40" w:line="240" w:lineRule="auto"/>
-              <w:jc w:val="center"/>
-            </w:pPr>
-            <w:r>
-              <w:rPr>
-                <w:rFonts w:ascii="Calibri" w:hAnsi="Calibri"/>
-                <w:sz w:val="19"/>
-              </w:rPr>
-              <w:t xml:space="preserve">396,14</w:t>
+            <w:r>
+              <w:t>396,14</w:t>
             </w:r>
           </w:p>
         </w:tc>
@@ -5338,17 +4395,8 @@
             </w:tcMar>
           </w:tcPr>
           <w:p>
-            <w:pPr>
-              <w:pStyle w:val="Compact"/>
-              <w:spacing w:before="0" w:after="40" w:line="240" w:lineRule="auto"/>
-              <w:jc w:val="left"/>
-            </w:pPr>
-            <w:r>
-              <w:rPr>
-                <w:rFonts w:ascii="Calibri" w:hAnsi="Calibri"/>
-                <w:sz w:val="19"/>
-              </w:rPr>
-              <w:t xml:space="preserve">2025-11-16</w:t>
+            <w:r>
+              <w:t>2025-11-16</w:t>
             </w:r>
           </w:p>
         </w:tc>
@@ -5364,17 +4412,8 @@
             </w:tcMar>
           </w:tcPr>
           <w:p>
-            <w:pPr>
-              <w:pStyle w:val="Compact"/>
-              <w:spacing w:before="0" w:after="40" w:line="240" w:lineRule="auto"/>
-              <w:jc w:val="center"/>
-            </w:pPr>
-            <w:r>
-              <w:rPr>
-                <w:rFonts w:ascii="Calibri" w:hAnsi="Calibri"/>
-                <w:sz w:val="19"/>
-              </w:rPr>
-              <w:t xml:space="preserve">312,40</w:t>
+            <w:r>
+              <w:t>312,40</w:t>
             </w:r>
           </w:p>
         </w:tc>
@@ -5390,17 +4429,8 @@
             </w:tcMar>
           </w:tcPr>
           <w:p>
-            <w:pPr>
-              <w:pStyle w:val="Compact"/>
-              <w:spacing w:before="0" w:after="40" w:line="240" w:lineRule="auto"/>
-              <w:jc w:val="center"/>
-            </w:pPr>
-            <w:r>
-              <w:rPr>
-                <w:rFonts w:ascii="Calibri" w:hAnsi="Calibri"/>
-                <w:sz w:val="19"/>
-              </w:rPr>
-              <w:t xml:space="preserve">226,18</w:t>
+            <w:r>
+              <w:t>226,18</w:t>
             </w:r>
           </w:p>
         </w:tc>
@@ -5416,17 +4446,8 @@
             </w:tcMar>
           </w:tcPr>
           <w:p>
-            <w:pPr>
-              <w:pStyle w:val="Compact"/>
-              <w:spacing w:before="0" w:after="40" w:line="240" w:lineRule="auto"/>
-              <w:jc w:val="center"/>
-            </w:pPr>
-            <w:r>
-              <w:rPr>
-                <w:rFonts w:ascii="Calibri" w:hAnsi="Calibri"/>
-                <w:sz w:val="19"/>
-              </w:rPr>
-              <w:t xml:space="preserve">398,61</w:t>
+            <w:r>
+              <w:t>398,61</w:t>
             </w:r>
           </w:p>
         </w:tc>
@@ -5447,17 +4468,8 @@
             </w:tcMar>
           </w:tcPr>
           <w:p>
-            <w:pPr>
-              <w:pStyle w:val="Compact"/>
-              <w:spacing w:before="0" w:after="40" w:line="240" w:lineRule="auto"/>
-              <w:jc w:val="left"/>
-            </w:pPr>
-            <w:r>
-              <w:rPr>
-                <w:rFonts w:ascii="Calibri" w:hAnsi="Calibri"/>
-                <w:sz w:val="19"/>
-              </w:rPr>
-              <w:t xml:space="preserve">2025-11-23</w:t>
+            <w:r>
+              <w:t>2025-11-23</w:t>
             </w:r>
           </w:p>
         </w:tc>
@@ -5473,17 +4485,8 @@
             </w:tcMar>
           </w:tcPr>
           <w:p>
-            <w:pPr>
-              <w:pStyle w:val="Compact"/>
-              <w:spacing w:before="0" w:after="40" w:line="240" w:lineRule="auto"/>
-              <w:jc w:val="center"/>
-            </w:pPr>
-            <w:r>
-              <w:rPr>
-                <w:rFonts w:ascii="Calibri" w:hAnsi="Calibri"/>
-                <w:sz w:val="19"/>
-              </w:rPr>
-              <w:t xml:space="preserve">312,22</w:t>
+            <w:r>
+              <w:t>312,22</w:t>
             </w:r>
           </w:p>
         </w:tc>
@@ -5499,17 +4502,8 @@
             </w:tcMar>
           </w:tcPr>
           <w:p>
-            <w:pPr>
-              <w:pStyle w:val="Compact"/>
-              <w:spacing w:before="0" w:after="40" w:line="240" w:lineRule="auto"/>
-              <w:jc w:val="center"/>
-            </w:pPr>
-            <w:r>
-              <w:rPr>
-                <w:rFonts w:ascii="Calibri" w:hAnsi="Calibri"/>
-                <w:sz w:val="19"/>
-              </w:rPr>
-              <w:t xml:space="preserve">223,49</w:t>
+            <w:r>
+              <w:t>223,49</w:t>
             </w:r>
           </w:p>
         </w:tc>
@@ -5525,17 +4519,8 @@
             </w:tcMar>
           </w:tcPr>
           <w:p>
-            <w:pPr>
-              <w:pStyle w:val="Compact"/>
-              <w:spacing w:before="0" w:after="40" w:line="240" w:lineRule="auto"/>
-              <w:jc w:val="center"/>
-            </w:pPr>
-            <w:r>
-              <w:rPr>
-                <w:rFonts w:ascii="Calibri" w:hAnsi="Calibri"/>
-                <w:sz w:val="19"/>
-              </w:rPr>
-              <w:t xml:space="preserve">400,95</w:t>
+            <w:r>
+              <w:t>400,95</w:t>
             </w:r>
           </w:p>
         </w:tc>
@@ -5659,7 +4644,7 @@
         <w:widowControl/>
       </w:pPr>
       <w:r>
-        <w:t xml:space="preserve">Se evaluó el mismo modelo ARIMA(3,0,0) bajo cinco construcciones de la serie para determinar si la conclusión dependía del umbral de cobertura, las diez interpolaciones, el estadístico semanal o el estado operacional.</w:t>
+        <w:t>Se evaluó el mismo ARIMA(3,0,0) bajo cinco construcciones de la serie. Cada escenario repitió la separación e imputación por etapas, calculó errores sólo sobre semanas observadas y corrigió Ljung-Box con burn=3 y model_df=3.</w:t>
       </w:r>
     </w:p>
     <w:tbl>
@@ -5878,147 +4863,93 @@
             </w:tcMar>
           </w:tcPr>
           <w:p>
-            <w:pPr>
-              <w:pStyle w:val="Compact"/>
-              <w:spacing w:before="0" w:after="40" w:line="240" w:lineRule="auto"/>
-              <w:jc w:val="left"/>
-            </w:pPr>
-            <w:r>
-              <w:rPr>
-                <w:rFonts w:ascii="Calibri" w:hAnsi="Calibri"/>
-                <w:sz w:val="17"/>
-              </w:rPr>
-              <w:t xml:space="preserve">Media, cobertura 75%</w:t>
-            </w:r>
-          </w:p>
-        </w:tc>
-        <w:tc>
-          <w:tcPr>
-            <w:tcW w:type="dxa" w:w="1372"/>
-            <w:vAlign w:val="center"/>
-            <w:tcMar>
-              <w:top w:w="80" w:type="dxa"/>
-              <w:start w:w="120" w:type="dxa"/>
-              <w:bottom w:w="80" w:type="dxa"/>
-              <w:end w:w="120" w:type="dxa"/>
-            </w:tcMar>
-          </w:tcPr>
-          <w:p>
-            <w:pPr>
-              <w:pStyle w:val="Compact"/>
-              <w:spacing w:before="0" w:after="40" w:line="240" w:lineRule="auto"/>
-              <w:jc w:val="center"/>
-            </w:pPr>
-            <w:r>
-              <w:rPr>
-                <w:rFonts w:ascii="Calibri" w:hAnsi="Calibri"/>
-                <w:sz w:val="17"/>
-              </w:rPr>
-              <w:t xml:space="preserve">10</w:t>
-            </w:r>
-          </w:p>
-        </w:tc>
-        <w:tc>
-          <w:tcPr>
-            <w:tcW w:type="dxa" w:w="1372"/>
-            <w:vAlign w:val="center"/>
-            <w:tcMar>
-              <w:top w:w="80" w:type="dxa"/>
-              <w:start w:w="120" w:type="dxa"/>
-              <w:bottom w:w="80" w:type="dxa"/>
-              <w:end w:w="120" w:type="dxa"/>
-            </w:tcMar>
-          </w:tcPr>
-          <w:p>
-            <w:pPr>
-              <w:pStyle w:val="Compact"/>
-              <w:spacing w:before="0" w:after="40" w:line="240" w:lineRule="auto"/>
-              <w:jc w:val="center"/>
-            </w:pPr>
-            <w:r>
-              <w:rPr>
-                <w:rFonts w:ascii="Calibri" w:hAnsi="Calibri"/>
-                <w:sz w:val="17"/>
-              </w:rPr>
-              <w:t xml:space="preserve">35,99</w:t>
-            </w:r>
-          </w:p>
-        </w:tc>
-        <w:tc>
-          <w:tcPr>
-            <w:tcW w:type="dxa" w:w="1372"/>
-            <w:vAlign w:val="center"/>
-            <w:tcMar>
-              <w:top w:w="80" w:type="dxa"/>
-              <w:start w:w="120" w:type="dxa"/>
-              <w:bottom w:w="80" w:type="dxa"/>
-              <w:end w:w="120" w:type="dxa"/>
-            </w:tcMar>
-          </w:tcPr>
-          <w:p>
-            <w:pPr>
-              <w:pStyle w:val="Compact"/>
-              <w:spacing w:before="0" w:after="40" w:line="240" w:lineRule="auto"/>
-              <w:jc w:val="center"/>
-            </w:pPr>
-            <w:r>
-              <w:rPr>
-                <w:rFonts w:ascii="Calibri" w:hAnsi="Calibri"/>
-                <w:sz w:val="17"/>
-              </w:rPr>
-              <w:t xml:space="preserve">30,23</w:t>
-            </w:r>
-          </w:p>
-        </w:tc>
-        <w:tc>
-          <w:tcPr>
-            <w:tcW w:type="dxa" w:w="1372"/>
-            <w:vAlign w:val="center"/>
-            <w:tcMar>
-              <w:top w:w="80" w:type="dxa"/>
-              <w:start w:w="120" w:type="dxa"/>
-              <w:bottom w:w="80" w:type="dxa"/>
-              <w:end w:w="120" w:type="dxa"/>
-            </w:tcMar>
-          </w:tcPr>
-          <w:p>
-            <w:pPr>
-              <w:pStyle w:val="Compact"/>
-              <w:spacing w:before="0" w:after="40" w:line="240" w:lineRule="auto"/>
-              <w:jc w:val="center"/>
-            </w:pPr>
-            <w:r>
-              <w:rPr>
-                <w:rFonts w:ascii="Calibri" w:hAnsi="Calibri"/>
-                <w:sz w:val="17"/>
-              </w:rPr>
-              <w:t xml:space="preserve">0,572</w:t>
-            </w:r>
-          </w:p>
-        </w:tc>
-        <w:tc>
-          <w:tcPr>
-            <w:tcW w:type="dxa" w:w="1372"/>
-            <w:vAlign w:val="center"/>
-            <w:tcMar>
-              <w:top w:w="80" w:type="dxa"/>
-              <w:start w:w="120" w:type="dxa"/>
-              <w:bottom w:w="80" w:type="dxa"/>
-              <w:end w:w="120" w:type="dxa"/>
-            </w:tcMar>
-          </w:tcPr>
-          <w:p>
-            <w:pPr>
-              <w:pStyle w:val="Compact"/>
-              <w:spacing w:before="0" w:after="40" w:line="240" w:lineRule="auto"/>
-              <w:jc w:val="center"/>
-            </w:pPr>
-            <w:r>
-              <w:rPr>
-                <w:rFonts w:ascii="Calibri" w:hAnsi="Calibri"/>
-                <w:sz w:val="17"/>
-              </w:rPr>
-              <w:t xml:space="preserve">312,24</w:t>
+            <w:r>
+              <w:t>Media, cobertura 75%</w:t>
+            </w:r>
+          </w:p>
+        </w:tc>
+        <w:tc>
+          <w:tcPr>
+            <w:tcW w:type="dxa" w:w="1372"/>
+            <w:vAlign w:val="center"/>
+            <w:tcMar>
+              <w:top w:w="80" w:type="dxa"/>
+              <w:start w:w="120" w:type="dxa"/>
+              <w:bottom w:w="80" w:type="dxa"/>
+              <w:end w:w="120" w:type="dxa"/>
+            </w:tcMar>
+          </w:tcPr>
+          <w:p>
+            <w:r>
+              <w:t>10</w:t>
+            </w:r>
+          </w:p>
+        </w:tc>
+        <w:tc>
+          <w:tcPr>
+            <w:tcW w:type="dxa" w:w="1372"/>
+            <w:vAlign w:val="center"/>
+            <w:tcMar>
+              <w:top w:w="80" w:type="dxa"/>
+              <w:start w:w="120" w:type="dxa"/>
+              <w:bottom w:w="80" w:type="dxa"/>
+              <w:end w:w="120" w:type="dxa"/>
+            </w:tcMar>
+          </w:tcPr>
+          <w:p>
+            <w:r>
+              <w:t>35,99</w:t>
+            </w:r>
+          </w:p>
+        </w:tc>
+        <w:tc>
+          <w:tcPr>
+            <w:tcW w:type="dxa" w:w="1372"/>
+            <w:vAlign w:val="center"/>
+            <w:tcMar>
+              <w:top w:w="80" w:type="dxa"/>
+              <w:start w:w="120" w:type="dxa"/>
+              <w:bottom w:w="80" w:type="dxa"/>
+              <w:end w:w="120" w:type="dxa"/>
+            </w:tcMar>
+          </w:tcPr>
+          <w:p>
+            <w:r>
+              <w:t>30,23</w:t>
+            </w:r>
+          </w:p>
+        </w:tc>
+        <w:tc>
+          <w:tcPr>
+            <w:tcW w:type="dxa" w:w="1372"/>
+            <w:vAlign w:val="center"/>
+            <w:tcMar>
+              <w:top w:w="80" w:type="dxa"/>
+              <w:start w:w="120" w:type="dxa"/>
+              <w:bottom w:w="80" w:type="dxa"/>
+              <w:end w:w="120" w:type="dxa"/>
+            </w:tcMar>
+          </w:tcPr>
+          <w:p>
+            <w:r>
+              <w:t>0,428</w:t>
+            </w:r>
+          </w:p>
+        </w:tc>
+        <w:tc>
+          <w:tcPr>
+            <w:tcW w:type="dxa" w:w="1372"/>
+            <w:vAlign w:val="center"/>
+            <w:tcMar>
+              <w:top w:w="80" w:type="dxa"/>
+              <w:start w:w="120" w:type="dxa"/>
+              <w:bottom w:w="80" w:type="dxa"/>
+              <w:end w:w="120" w:type="dxa"/>
+            </w:tcMar>
+          </w:tcPr>
+          <w:p>
+            <w:r>
+              <w:t>312,24</w:t>
             </w:r>
           </w:p>
         </w:tc>
@@ -6039,147 +4970,93 @@
             </w:tcMar>
           </w:tcPr>
           <w:p>
-            <w:pPr>
-              <w:pStyle w:val="Compact"/>
-              <w:spacing w:before="0" w:after="40" w:line="240" w:lineRule="auto"/>
-              <w:jc w:val="left"/>
-            </w:pPr>
-            <w:r>
-              <w:rPr>
-                <w:rFonts w:ascii="Calibri" w:hAnsi="Calibri"/>
-                <w:sz w:val="17"/>
-              </w:rPr>
-              <w:t xml:space="preserve">Media, cobertura 50%</w:t>
-            </w:r>
-          </w:p>
-        </w:tc>
-        <w:tc>
-          <w:tcPr>
-            <w:tcW w:type="dxa" w:w="1372"/>
-            <w:vAlign w:val="center"/>
-            <w:tcMar>
-              <w:top w:w="80" w:type="dxa"/>
-              <w:start w:w="120" w:type="dxa"/>
-              <w:bottom w:w="80" w:type="dxa"/>
-              <w:end w:w="120" w:type="dxa"/>
-            </w:tcMar>
-          </w:tcPr>
-          <w:p>
-            <w:pPr>
-              <w:pStyle w:val="Compact"/>
-              <w:spacing w:before="0" w:after="40" w:line="240" w:lineRule="auto"/>
-              <w:jc w:val="center"/>
-            </w:pPr>
-            <w:r>
-              <w:rPr>
-                <w:rFonts w:ascii="Calibri" w:hAnsi="Calibri"/>
-                <w:sz w:val="17"/>
-              </w:rPr>
-              <w:t xml:space="preserve">1</w:t>
-            </w:r>
-          </w:p>
-        </w:tc>
-        <w:tc>
-          <w:tcPr>
-            <w:tcW w:type="dxa" w:w="1372"/>
-            <w:vAlign w:val="center"/>
-            <w:tcMar>
-              <w:top w:w="80" w:type="dxa"/>
-              <w:start w:w="120" w:type="dxa"/>
-              <w:bottom w:w="80" w:type="dxa"/>
-              <w:end w:w="120" w:type="dxa"/>
-            </w:tcMar>
-          </w:tcPr>
-          <w:p>
-            <w:pPr>
-              <w:pStyle w:val="Compact"/>
-              <w:spacing w:before="0" w:after="40" w:line="240" w:lineRule="auto"/>
-              <w:jc w:val="center"/>
-            </w:pPr>
-            <w:r>
-              <w:rPr>
-                <w:rFonts w:ascii="Calibri" w:hAnsi="Calibri"/>
-                <w:sz w:val="17"/>
-              </w:rPr>
-              <w:t xml:space="preserve">36,20</w:t>
-            </w:r>
-          </w:p>
-        </w:tc>
-        <w:tc>
-          <w:tcPr>
-            <w:tcW w:type="dxa" w:w="1372"/>
-            <w:vAlign w:val="center"/>
-            <w:tcMar>
-              <w:top w:w="80" w:type="dxa"/>
-              <w:start w:w="120" w:type="dxa"/>
-              <w:bottom w:w="80" w:type="dxa"/>
-              <w:end w:w="120" w:type="dxa"/>
-            </w:tcMar>
-          </w:tcPr>
-          <w:p>
-            <w:pPr>
-              <w:pStyle w:val="Compact"/>
-              <w:spacing w:before="0" w:after="40" w:line="240" w:lineRule="auto"/>
-              <w:jc w:val="center"/>
-            </w:pPr>
-            <w:r>
-              <w:rPr>
-                <w:rFonts w:ascii="Calibri" w:hAnsi="Calibri"/>
-                <w:sz w:val="17"/>
-              </w:rPr>
-              <w:t xml:space="preserve">29,97</w:t>
-            </w:r>
-          </w:p>
-        </w:tc>
-        <w:tc>
-          <w:tcPr>
-            <w:tcW w:type="dxa" w:w="1372"/>
-            <w:vAlign w:val="center"/>
-            <w:tcMar>
-              <w:top w:w="80" w:type="dxa"/>
-              <w:start w:w="120" w:type="dxa"/>
-              <w:bottom w:w="80" w:type="dxa"/>
-              <w:end w:w="120" w:type="dxa"/>
-            </w:tcMar>
-          </w:tcPr>
-          <w:p>
-            <w:pPr>
-              <w:pStyle w:val="Compact"/>
-              <w:spacing w:before="0" w:after="40" w:line="240" w:lineRule="auto"/>
-              <w:jc w:val="center"/>
-            </w:pPr>
-            <w:r>
-              <w:rPr>
-                <w:rFonts w:ascii="Calibri" w:hAnsi="Calibri"/>
-                <w:sz w:val="17"/>
-              </w:rPr>
-              <w:t xml:space="preserve">0,699</w:t>
-            </w:r>
-          </w:p>
-        </w:tc>
-        <w:tc>
-          <w:tcPr>
-            <w:tcW w:type="dxa" w:w="1372"/>
-            <w:vAlign w:val="center"/>
-            <w:tcMar>
-              <w:top w:w="80" w:type="dxa"/>
-              <w:start w:w="120" w:type="dxa"/>
-              <w:bottom w:w="80" w:type="dxa"/>
-              <w:end w:w="120" w:type="dxa"/>
-            </w:tcMar>
-          </w:tcPr>
-          <w:p>
-            <w:pPr>
-              <w:pStyle w:val="Compact"/>
-              <w:spacing w:before="0" w:after="40" w:line="240" w:lineRule="auto"/>
-              <w:jc w:val="center"/>
-            </w:pPr>
-            <w:r>
-              <w:rPr>
-                <w:rFonts w:ascii="Calibri" w:hAnsi="Calibri"/>
-                <w:sz w:val="17"/>
-              </w:rPr>
-              <w:t xml:space="preserve">315,36</w:t>
+            <w:r>
+              <w:t>Media, cobertura 50%</w:t>
+            </w:r>
+          </w:p>
+        </w:tc>
+        <w:tc>
+          <w:tcPr>
+            <w:tcW w:type="dxa" w:w="1372"/>
+            <w:vAlign w:val="center"/>
+            <w:tcMar>
+              <w:top w:w="80" w:type="dxa"/>
+              <w:start w:w="120" w:type="dxa"/>
+              <w:bottom w:w="80" w:type="dxa"/>
+              <w:end w:w="120" w:type="dxa"/>
+            </w:tcMar>
+          </w:tcPr>
+          <w:p>
+            <w:r>
+              <w:t>1</w:t>
+            </w:r>
+          </w:p>
+        </w:tc>
+        <w:tc>
+          <w:tcPr>
+            <w:tcW w:type="dxa" w:w="1372"/>
+            <w:vAlign w:val="center"/>
+            <w:tcMar>
+              <w:top w:w="80" w:type="dxa"/>
+              <w:start w:w="120" w:type="dxa"/>
+              <w:bottom w:w="80" w:type="dxa"/>
+              <w:end w:w="120" w:type="dxa"/>
+            </w:tcMar>
+          </w:tcPr>
+          <w:p>
+            <w:r>
+              <w:t>36,20</w:t>
+            </w:r>
+          </w:p>
+        </w:tc>
+        <w:tc>
+          <w:tcPr>
+            <w:tcW w:type="dxa" w:w="1372"/>
+            <w:vAlign w:val="center"/>
+            <w:tcMar>
+              <w:top w:w="80" w:type="dxa"/>
+              <w:start w:w="120" w:type="dxa"/>
+              <w:bottom w:w="80" w:type="dxa"/>
+              <w:end w:w="120" w:type="dxa"/>
+            </w:tcMar>
+          </w:tcPr>
+          <w:p>
+            <w:r>
+              <w:t>29,97</w:t>
+            </w:r>
+          </w:p>
+        </w:tc>
+        <w:tc>
+          <w:tcPr>
+            <w:tcW w:type="dxa" w:w="1372"/>
+            <w:vAlign w:val="center"/>
+            <w:tcMar>
+              <w:top w:w="80" w:type="dxa"/>
+              <w:start w:w="120" w:type="dxa"/>
+              <w:bottom w:w="80" w:type="dxa"/>
+              <w:end w:w="120" w:type="dxa"/>
+            </w:tcMar>
+          </w:tcPr>
+          <w:p>
+            <w:r>
+              <w:t>0,357</w:t>
+            </w:r>
+          </w:p>
+        </w:tc>
+        <w:tc>
+          <w:tcPr>
+            <w:tcW w:type="dxa" w:w="1372"/>
+            <w:vAlign w:val="center"/>
+            <w:tcMar>
+              <w:top w:w="80" w:type="dxa"/>
+              <w:start w:w="120" w:type="dxa"/>
+              <w:bottom w:w="80" w:type="dxa"/>
+              <w:end w:w="120" w:type="dxa"/>
+            </w:tcMar>
+          </w:tcPr>
+          <w:p>
+            <w:r>
+              <w:t>315,36</w:t>
             </w:r>
           </w:p>
         </w:tc>
@@ -6200,147 +5077,93 @@
             </w:tcMar>
           </w:tcPr>
           <w:p>
-            <w:pPr>
-              <w:pStyle w:val="Compact"/>
-              <w:spacing w:before="0" w:after="40" w:line="240" w:lineRule="auto"/>
-              <w:jc w:val="left"/>
-            </w:pPr>
-            <w:r>
-              <w:rPr>
-                <w:rFonts w:ascii="Calibri" w:hAnsi="Calibri"/>
-                <w:sz w:val="17"/>
-              </w:rPr>
-              <w:t xml:space="preserve">Media, sin umbral</w:t>
-            </w:r>
-          </w:p>
-        </w:tc>
-        <w:tc>
-          <w:tcPr>
-            <w:tcW w:type="dxa" w:w="1372"/>
-            <w:vAlign w:val="center"/>
-            <w:tcMar>
-              <w:top w:w="80" w:type="dxa"/>
-              <w:start w:w="120" w:type="dxa"/>
-              <w:bottom w:w="80" w:type="dxa"/>
-              <w:end w:w="120" w:type="dxa"/>
-            </w:tcMar>
-          </w:tcPr>
-          <w:p>
-            <w:pPr>
-              <w:pStyle w:val="Compact"/>
-              <w:spacing w:before="0" w:after="40" w:line="240" w:lineRule="auto"/>
-              <w:jc w:val="center"/>
-            </w:pPr>
-            <w:r>
-              <w:rPr>
-                <w:rFonts w:ascii="Calibri" w:hAnsi="Calibri"/>
-                <w:sz w:val="17"/>
-              </w:rPr>
-              <w:t xml:space="preserve">0</w:t>
-            </w:r>
-          </w:p>
-        </w:tc>
-        <w:tc>
-          <w:tcPr>
-            <w:tcW w:type="dxa" w:w="1372"/>
-            <w:vAlign w:val="center"/>
-            <w:tcMar>
-              <w:top w:w="80" w:type="dxa"/>
-              <w:start w:w="120" w:type="dxa"/>
-              <w:bottom w:w="80" w:type="dxa"/>
-              <w:end w:w="120" w:type="dxa"/>
-            </w:tcMar>
-          </w:tcPr>
-          <w:p>
-            <w:pPr>
-              <w:pStyle w:val="Compact"/>
-              <w:spacing w:before="0" w:after="40" w:line="240" w:lineRule="auto"/>
-              <w:jc w:val="center"/>
-            </w:pPr>
-            <w:r>
-              <w:rPr>
-                <w:rFonts w:ascii="Calibri" w:hAnsi="Calibri"/>
-                <w:sz w:val="17"/>
-              </w:rPr>
-              <w:t xml:space="preserve">36,20</w:t>
-            </w:r>
-          </w:p>
-        </w:tc>
-        <w:tc>
-          <w:tcPr>
-            <w:tcW w:type="dxa" w:w="1372"/>
-            <w:vAlign w:val="center"/>
-            <w:tcMar>
-              <w:top w:w="80" w:type="dxa"/>
-              <w:start w:w="120" w:type="dxa"/>
-              <w:bottom w:w="80" w:type="dxa"/>
-              <w:end w:w="120" w:type="dxa"/>
-            </w:tcMar>
-          </w:tcPr>
-          <w:p>
-            <w:pPr>
-              <w:pStyle w:val="Compact"/>
-              <w:spacing w:before="0" w:after="40" w:line="240" w:lineRule="auto"/>
-              <w:jc w:val="center"/>
-            </w:pPr>
-            <w:r>
-              <w:rPr>
-                <w:rFonts w:ascii="Calibri" w:hAnsi="Calibri"/>
-                <w:sz w:val="17"/>
-              </w:rPr>
-              <w:t xml:space="preserve">29,97</w:t>
-            </w:r>
-          </w:p>
-        </w:tc>
-        <w:tc>
-          <w:tcPr>
-            <w:tcW w:type="dxa" w:w="1372"/>
-            <w:vAlign w:val="center"/>
-            <w:tcMar>
-              <w:top w:w="80" w:type="dxa"/>
-              <w:start w:w="120" w:type="dxa"/>
-              <w:bottom w:w="80" w:type="dxa"/>
-              <w:end w:w="120" w:type="dxa"/>
-            </w:tcMar>
-          </w:tcPr>
-          <w:p>
-            <w:pPr>
-              <w:pStyle w:val="Compact"/>
-              <w:spacing w:before="0" w:after="40" w:line="240" w:lineRule="auto"/>
-              <w:jc w:val="center"/>
-            </w:pPr>
-            <w:r>
-              <w:rPr>
-                <w:rFonts w:ascii="Calibri" w:hAnsi="Calibri"/>
-                <w:sz w:val="17"/>
-              </w:rPr>
-              <w:t xml:space="preserve">0,698</w:t>
-            </w:r>
-          </w:p>
-        </w:tc>
-        <w:tc>
-          <w:tcPr>
-            <w:tcW w:type="dxa" w:w="1372"/>
-            <w:vAlign w:val="center"/>
-            <w:tcMar>
-              <w:top w:w="80" w:type="dxa"/>
-              <w:start w:w="120" w:type="dxa"/>
-              <w:bottom w:w="80" w:type="dxa"/>
-              <w:end w:w="120" w:type="dxa"/>
-            </w:tcMar>
-          </w:tcPr>
-          <w:p>
-            <w:pPr>
-              <w:pStyle w:val="Compact"/>
-              <w:spacing w:before="0" w:after="40" w:line="240" w:lineRule="auto"/>
-              <w:jc w:val="center"/>
-            </w:pPr>
-            <w:r>
-              <w:rPr>
-                <w:rFonts w:ascii="Calibri" w:hAnsi="Calibri"/>
-                <w:sz w:val="17"/>
-              </w:rPr>
-              <w:t xml:space="preserve">315,35</w:t>
+            <w:r>
+              <w:t>Media, sin umbral</w:t>
+            </w:r>
+          </w:p>
+        </w:tc>
+        <w:tc>
+          <w:tcPr>
+            <w:tcW w:type="dxa" w:w="1372"/>
+            <w:vAlign w:val="center"/>
+            <w:tcMar>
+              <w:top w:w="80" w:type="dxa"/>
+              <w:start w:w="120" w:type="dxa"/>
+              <w:bottom w:w="80" w:type="dxa"/>
+              <w:end w:w="120" w:type="dxa"/>
+            </w:tcMar>
+          </w:tcPr>
+          <w:p>
+            <w:r>
+              <w:t>0</w:t>
+            </w:r>
+          </w:p>
+        </w:tc>
+        <w:tc>
+          <w:tcPr>
+            <w:tcW w:type="dxa" w:w="1372"/>
+            <w:vAlign w:val="center"/>
+            <w:tcMar>
+              <w:top w:w="80" w:type="dxa"/>
+              <w:start w:w="120" w:type="dxa"/>
+              <w:bottom w:w="80" w:type="dxa"/>
+              <w:end w:w="120" w:type="dxa"/>
+            </w:tcMar>
+          </w:tcPr>
+          <w:p>
+            <w:r>
+              <w:t>36,20</w:t>
+            </w:r>
+          </w:p>
+        </w:tc>
+        <w:tc>
+          <w:tcPr>
+            <w:tcW w:type="dxa" w:w="1372"/>
+            <w:vAlign w:val="center"/>
+            <w:tcMar>
+              <w:top w:w="80" w:type="dxa"/>
+              <w:start w:w="120" w:type="dxa"/>
+              <w:bottom w:w="80" w:type="dxa"/>
+              <w:end w:w="120" w:type="dxa"/>
+            </w:tcMar>
+          </w:tcPr>
+          <w:p>
+            <w:r>
+              <w:t>29,97</w:t>
+            </w:r>
+          </w:p>
+        </w:tc>
+        <w:tc>
+          <w:tcPr>
+            <w:tcW w:type="dxa" w:w="1372"/>
+            <w:vAlign w:val="center"/>
+            <w:tcMar>
+              <w:top w:w="80" w:type="dxa"/>
+              <w:start w:w="120" w:type="dxa"/>
+              <w:bottom w:w="80" w:type="dxa"/>
+              <w:end w:w="120" w:type="dxa"/>
+            </w:tcMar>
+          </w:tcPr>
+          <w:p>
+            <w:r>
+              <w:t>0,357</w:t>
+            </w:r>
+          </w:p>
+        </w:tc>
+        <w:tc>
+          <w:tcPr>
+            <w:tcW w:type="dxa" w:w="1372"/>
+            <w:vAlign w:val="center"/>
+            <w:tcMar>
+              <w:top w:w="80" w:type="dxa"/>
+              <w:start w:w="120" w:type="dxa"/>
+              <w:bottom w:w="80" w:type="dxa"/>
+              <w:end w:w="120" w:type="dxa"/>
+            </w:tcMar>
+          </w:tcPr>
+          <w:p>
+            <w:r>
+              <w:t>315,35</w:t>
             </w:r>
           </w:p>
         </w:tc>
@@ -6361,147 +5184,93 @@
             </w:tcMar>
           </w:tcPr>
           <w:p>
-            <w:pPr>
-              <w:pStyle w:val="Compact"/>
-              <w:spacing w:before="0" w:after="40" w:line="240" w:lineRule="auto"/>
-              <w:jc w:val="left"/>
-            </w:pPr>
-            <w:r>
-              <w:rPr>
-                <w:rFonts w:ascii="Calibri" w:hAnsi="Calibri"/>
-                <w:sz w:val="17"/>
-              </w:rPr>
-              <w:t xml:space="preserve">Mediana, cobertura 75%</w:t>
-            </w:r>
-          </w:p>
-        </w:tc>
-        <w:tc>
-          <w:tcPr>
-            <w:tcW w:type="dxa" w:w="1372"/>
-            <w:vAlign w:val="center"/>
-            <w:tcMar>
-              <w:top w:w="80" w:type="dxa"/>
-              <w:start w:w="120" w:type="dxa"/>
-              <w:bottom w:w="80" w:type="dxa"/>
-              <w:end w:w="120" w:type="dxa"/>
-            </w:tcMar>
-          </w:tcPr>
-          <w:p>
-            <w:pPr>
-              <w:pStyle w:val="Compact"/>
-              <w:spacing w:before="0" w:after="40" w:line="240" w:lineRule="auto"/>
-              <w:jc w:val="center"/>
-            </w:pPr>
-            <w:r>
-              <w:rPr>
-                <w:rFonts w:ascii="Calibri" w:hAnsi="Calibri"/>
-                <w:sz w:val="17"/>
-              </w:rPr>
-              <w:t xml:space="preserve">10</w:t>
-            </w:r>
-          </w:p>
-        </w:tc>
-        <w:tc>
-          <w:tcPr>
-            <w:tcW w:type="dxa" w:w="1372"/>
-            <w:vAlign w:val="center"/>
-            <w:tcMar>
-              <w:top w:w="80" w:type="dxa"/>
-              <w:start w:w="120" w:type="dxa"/>
-              <w:bottom w:w="80" w:type="dxa"/>
-              <w:end w:w="120" w:type="dxa"/>
-            </w:tcMar>
-          </w:tcPr>
-          <w:p>
-            <w:pPr>
-              <w:pStyle w:val="Compact"/>
-              <w:spacing w:before="0" w:after="40" w:line="240" w:lineRule="auto"/>
-              <w:jc w:val="center"/>
-            </w:pPr>
-            <w:r>
-              <w:rPr>
-                <w:rFonts w:ascii="Calibri" w:hAnsi="Calibri"/>
-                <w:sz w:val="17"/>
-              </w:rPr>
-              <w:t xml:space="preserve">43,42</w:t>
-            </w:r>
-          </w:p>
-        </w:tc>
-        <w:tc>
-          <w:tcPr>
-            <w:tcW w:type="dxa" w:w="1372"/>
-            <w:vAlign w:val="center"/>
-            <w:tcMar>
-              <w:top w:w="80" w:type="dxa"/>
-              <w:start w:w="120" w:type="dxa"/>
-              <w:bottom w:w="80" w:type="dxa"/>
-              <w:end w:w="120" w:type="dxa"/>
-            </w:tcMar>
-          </w:tcPr>
-          <w:p>
-            <w:pPr>
-              <w:pStyle w:val="Compact"/>
-              <w:spacing w:before="0" w:after="40" w:line="240" w:lineRule="auto"/>
-              <w:jc w:val="center"/>
-            </w:pPr>
-            <w:r>
-              <w:rPr>
-                <w:rFonts w:ascii="Calibri" w:hAnsi="Calibri"/>
-                <w:sz w:val="17"/>
-              </w:rPr>
-              <w:t xml:space="preserve">35,08</w:t>
-            </w:r>
-          </w:p>
-        </w:tc>
-        <w:tc>
-          <w:tcPr>
-            <w:tcW w:type="dxa" w:w="1372"/>
-            <w:vAlign w:val="center"/>
-            <w:tcMar>
-              <w:top w:w="80" w:type="dxa"/>
-              <w:start w:w="120" w:type="dxa"/>
-              <w:bottom w:w="80" w:type="dxa"/>
-              <w:end w:w="120" w:type="dxa"/>
-            </w:tcMar>
-          </w:tcPr>
-          <w:p>
-            <w:pPr>
-              <w:pStyle w:val="Compact"/>
-              <w:spacing w:before="0" w:after="40" w:line="240" w:lineRule="auto"/>
-              <w:jc w:val="center"/>
-            </w:pPr>
-            <w:r>
-              <w:rPr>
-                <w:rFonts w:ascii="Calibri" w:hAnsi="Calibri"/>
-                <w:sz w:val="17"/>
-              </w:rPr>
-              <w:t xml:space="preserve">0,761</w:t>
-            </w:r>
-          </w:p>
-        </w:tc>
-        <w:tc>
-          <w:tcPr>
-            <w:tcW w:type="dxa" w:w="1372"/>
-            <w:vAlign w:val="center"/>
-            <w:tcMar>
-              <w:top w:w="80" w:type="dxa"/>
-              <w:start w:w="120" w:type="dxa"/>
-              <w:bottom w:w="80" w:type="dxa"/>
-              <w:end w:w="120" w:type="dxa"/>
-            </w:tcMar>
-          </w:tcPr>
-          <w:p>
-            <w:pPr>
-              <w:pStyle w:val="Compact"/>
-              <w:spacing w:before="0" w:after="40" w:line="240" w:lineRule="auto"/>
-              <w:jc w:val="center"/>
-            </w:pPr>
-            <w:r>
-              <w:rPr>
-                <w:rFonts w:ascii="Calibri" w:hAnsi="Calibri"/>
-                <w:sz w:val="17"/>
-              </w:rPr>
-              <w:t xml:space="preserve">301,67</w:t>
+            <w:r>
+              <w:t>Mediana, cobertura 75%</w:t>
+            </w:r>
+          </w:p>
+        </w:tc>
+        <w:tc>
+          <w:tcPr>
+            <w:tcW w:type="dxa" w:w="1372"/>
+            <w:vAlign w:val="center"/>
+            <w:tcMar>
+              <w:top w:w="80" w:type="dxa"/>
+              <w:start w:w="120" w:type="dxa"/>
+              <w:bottom w:w="80" w:type="dxa"/>
+              <w:end w:w="120" w:type="dxa"/>
+            </w:tcMar>
+          </w:tcPr>
+          <w:p>
+            <w:r>
+              <w:t>10</w:t>
+            </w:r>
+          </w:p>
+        </w:tc>
+        <w:tc>
+          <w:tcPr>
+            <w:tcW w:type="dxa" w:w="1372"/>
+            <w:vAlign w:val="center"/>
+            <w:tcMar>
+              <w:top w:w="80" w:type="dxa"/>
+              <w:start w:w="120" w:type="dxa"/>
+              <w:bottom w:w="80" w:type="dxa"/>
+              <w:end w:w="120" w:type="dxa"/>
+            </w:tcMar>
+          </w:tcPr>
+          <w:p>
+            <w:r>
+              <w:t>43,42</w:t>
+            </w:r>
+          </w:p>
+        </w:tc>
+        <w:tc>
+          <w:tcPr>
+            <w:tcW w:type="dxa" w:w="1372"/>
+            <w:vAlign w:val="center"/>
+            <w:tcMar>
+              <w:top w:w="80" w:type="dxa"/>
+              <w:start w:w="120" w:type="dxa"/>
+              <w:bottom w:w="80" w:type="dxa"/>
+              <w:end w:w="120" w:type="dxa"/>
+            </w:tcMar>
+          </w:tcPr>
+          <w:p>
+            <w:r>
+              <w:t>35,08</w:t>
+            </w:r>
+          </w:p>
+        </w:tc>
+        <w:tc>
+          <w:tcPr>
+            <w:tcW w:type="dxa" w:w="1372"/>
+            <w:vAlign w:val="center"/>
+            <w:tcMar>
+              <w:top w:w="80" w:type="dxa"/>
+              <w:start w:w="120" w:type="dxa"/>
+              <w:bottom w:w="80" w:type="dxa"/>
+              <w:end w:w="120" w:type="dxa"/>
+            </w:tcMar>
+          </w:tcPr>
+          <w:p>
+            <w:r>
+              <w:t>0,568</w:t>
+            </w:r>
+          </w:p>
+        </w:tc>
+        <w:tc>
+          <w:tcPr>
+            <w:tcW w:type="dxa" w:w="1372"/>
+            <w:vAlign w:val="center"/>
+            <w:tcMar>
+              <w:top w:w="80" w:type="dxa"/>
+              <w:start w:w="120" w:type="dxa"/>
+              <w:bottom w:w="80" w:type="dxa"/>
+              <w:end w:w="120" w:type="dxa"/>
+            </w:tcMar>
+          </w:tcPr>
+          <w:p>
+            <w:r>
+              <w:t>301,67</w:t>
             </w:r>
           </w:p>
         </w:tc>
@@ -6522,147 +5291,93 @@
             </w:tcMar>
           </w:tcPr>
           <w:p>
-            <w:pPr>
-              <w:pStyle w:val="Compact"/>
-              <w:spacing w:before="0" w:after="40" w:line="240" w:lineRule="auto"/>
-              <w:jc w:val="left"/>
-            </w:pPr>
-            <w:r>
-              <w:rPr>
-                <w:rFonts w:ascii="Calibri" w:hAnsi="Calibri"/>
-                <w:sz w:val="17"/>
-              </w:rPr>
-              <w:t xml:space="preserve">Media DM+RE, cobertura 75%</w:t>
-            </w:r>
-          </w:p>
-        </w:tc>
-        <w:tc>
-          <w:tcPr>
-            <w:tcW w:type="dxa" w:w="1372"/>
-            <w:vAlign w:val="center"/>
-            <w:tcMar>
-              <w:top w:w="80" w:type="dxa"/>
-              <w:start w:w="120" w:type="dxa"/>
-              <w:bottom w:w="80" w:type="dxa"/>
-              <w:end w:w="120" w:type="dxa"/>
-            </w:tcMar>
-          </w:tcPr>
-          <w:p>
-            <w:pPr>
-              <w:pStyle w:val="Compact"/>
-              <w:spacing w:before="0" w:after="40" w:line="240" w:lineRule="auto"/>
-              <w:jc w:val="center"/>
-            </w:pPr>
-            <w:r>
-              <w:rPr>
-                <w:rFonts w:ascii="Calibri" w:hAnsi="Calibri"/>
-                <w:sz w:val="17"/>
-              </w:rPr>
-              <w:t xml:space="preserve">25</w:t>
-            </w:r>
-          </w:p>
-        </w:tc>
-        <w:tc>
-          <w:tcPr>
-            <w:tcW w:type="dxa" w:w="1372"/>
-            <w:vAlign w:val="center"/>
-            <w:tcMar>
-              <w:top w:w="80" w:type="dxa"/>
-              <w:start w:w="120" w:type="dxa"/>
-              <w:bottom w:w="80" w:type="dxa"/>
-              <w:end w:w="120" w:type="dxa"/>
-            </w:tcMar>
-          </w:tcPr>
-          <w:p>
-            <w:pPr>
-              <w:pStyle w:val="Compact"/>
-              <w:spacing w:before="0" w:after="40" w:line="240" w:lineRule="auto"/>
-              <w:jc w:val="center"/>
-            </w:pPr>
-            <w:r>
-              <w:rPr>
-                <w:rFonts w:ascii="Calibri" w:hAnsi="Calibri"/>
-                <w:sz w:val="17"/>
-              </w:rPr>
-              <w:t xml:space="preserve">35,44</w:t>
-            </w:r>
-          </w:p>
-        </w:tc>
-        <w:tc>
-          <w:tcPr>
-            <w:tcW w:type="dxa" w:w="1372"/>
-            <w:vAlign w:val="center"/>
-            <w:tcMar>
-              <w:top w:w="80" w:type="dxa"/>
-              <w:start w:w="120" w:type="dxa"/>
-              <w:bottom w:w="80" w:type="dxa"/>
-              <w:end w:w="120" w:type="dxa"/>
-            </w:tcMar>
-          </w:tcPr>
-          <w:p>
-            <w:pPr>
-              <w:pStyle w:val="Compact"/>
-              <w:spacing w:before="0" w:after="40" w:line="240" w:lineRule="auto"/>
-              <w:jc w:val="center"/>
-            </w:pPr>
-            <w:r>
-              <w:rPr>
-                <w:rFonts w:ascii="Calibri" w:hAnsi="Calibri"/>
-                <w:sz w:val="17"/>
-              </w:rPr>
-              <w:t xml:space="preserve">25,78</w:t>
-            </w:r>
-          </w:p>
-        </w:tc>
-        <w:tc>
-          <w:tcPr>
-            <w:tcW w:type="dxa" w:w="1372"/>
-            <w:vAlign w:val="center"/>
-            <w:tcMar>
-              <w:top w:w="80" w:type="dxa"/>
-              <w:start w:w="120" w:type="dxa"/>
-              <w:bottom w:w="80" w:type="dxa"/>
-              <w:end w:w="120" w:type="dxa"/>
-            </w:tcMar>
-          </w:tcPr>
-          <w:p>
-            <w:pPr>
-              <w:pStyle w:val="Compact"/>
-              <w:spacing w:before="0" w:after="40" w:line="240" w:lineRule="auto"/>
-              <w:jc w:val="center"/>
-            </w:pPr>
-            <w:r>
-              <w:rPr>
-                <w:rFonts w:ascii="Calibri" w:hAnsi="Calibri"/>
-                <w:sz w:val="17"/>
-              </w:rPr>
-              <w:t xml:space="preserve">0,142</w:t>
-            </w:r>
-          </w:p>
-        </w:tc>
-        <w:tc>
-          <w:tcPr>
-            <w:tcW w:type="dxa" w:w="1372"/>
-            <w:vAlign w:val="center"/>
-            <w:tcMar>
-              <w:top w:w="80" w:type="dxa"/>
-              <w:start w:w="120" w:type="dxa"/>
-              <w:bottom w:w="80" w:type="dxa"/>
-              <w:end w:w="120" w:type="dxa"/>
-            </w:tcMar>
-          </w:tcPr>
-          <w:p>
-            <w:pPr>
-              <w:pStyle w:val="Compact"/>
-              <w:spacing w:before="0" w:after="40" w:line="240" w:lineRule="auto"/>
-              <w:jc w:val="center"/>
-            </w:pPr>
-            <w:r>
-              <w:rPr>
-                <w:rFonts w:ascii="Calibri" w:hAnsi="Calibri"/>
-                <w:sz w:val="17"/>
-              </w:rPr>
-              <w:t xml:space="preserve">305,19</w:t>
+            <w:r>
+              <w:t>Media DM+RE, cobertura 75%</w:t>
+            </w:r>
+          </w:p>
+        </w:tc>
+        <w:tc>
+          <w:tcPr>
+            <w:tcW w:type="dxa" w:w="1372"/>
+            <w:vAlign w:val="center"/>
+            <w:tcMar>
+              <w:top w:w="80" w:type="dxa"/>
+              <w:start w:w="120" w:type="dxa"/>
+              <w:bottom w:w="80" w:type="dxa"/>
+              <w:end w:w="120" w:type="dxa"/>
+            </w:tcMar>
+          </w:tcPr>
+          <w:p>
+            <w:r>
+              <w:t>25</w:t>
+            </w:r>
+          </w:p>
+        </w:tc>
+        <w:tc>
+          <w:tcPr>
+            <w:tcW w:type="dxa" w:w="1372"/>
+            <w:vAlign w:val="center"/>
+            <w:tcMar>
+              <w:top w:w="80" w:type="dxa"/>
+              <w:start w:w="120" w:type="dxa"/>
+              <w:bottom w:w="80" w:type="dxa"/>
+              <w:end w:w="120" w:type="dxa"/>
+            </w:tcMar>
+          </w:tcPr>
+          <w:p>
+            <w:r>
+              <w:t>35,96</w:t>
+            </w:r>
+          </w:p>
+        </w:tc>
+        <w:tc>
+          <w:tcPr>
+            <w:tcW w:type="dxa" w:w="1372"/>
+            <w:vAlign w:val="center"/>
+            <w:tcMar>
+              <w:top w:w="80" w:type="dxa"/>
+              <w:start w:w="120" w:type="dxa"/>
+              <w:bottom w:w="80" w:type="dxa"/>
+              <w:end w:w="120" w:type="dxa"/>
+            </w:tcMar>
+          </w:tcPr>
+          <w:p>
+            <w:r>
+              <w:t>25,78</w:t>
+            </w:r>
+          </w:p>
+        </w:tc>
+        <w:tc>
+          <w:tcPr>
+            <w:tcW w:type="dxa" w:w="1372"/>
+            <w:vAlign w:val="center"/>
+            <w:tcMar>
+              <w:top w:w="80" w:type="dxa"/>
+              <w:start w:w="120" w:type="dxa"/>
+              <w:bottom w:w="80" w:type="dxa"/>
+              <w:end w:w="120" w:type="dxa"/>
+            </w:tcMar>
+          </w:tcPr>
+          <w:p>
+            <w:r>
+              <w:t>0,019</w:t>
+            </w:r>
+          </w:p>
+        </w:tc>
+        <w:tc>
+          <w:tcPr>
+            <w:tcW w:type="dxa" w:w="1372"/>
+            <w:vAlign w:val="center"/>
+            <w:tcMar>
+              <w:top w:w="80" w:type="dxa"/>
+              <w:start w:w="120" w:type="dxa"/>
+              <w:bottom w:w="80" w:type="dxa"/>
+              <w:end w:w="120" w:type="dxa"/>
+            </w:tcMar>
+          </w:tcPr>
+          <w:p>
+            <w:r>
+              <w:t>305,19</w:t>
             </w:r>
           </w:p>
         </w:tc>
@@ -6674,22 +5389,7 @@
         <w:widowControl/>
       </w:pPr>
       <w:r>
-        <w:t xml:space="preserve">ARIMA(3,0,0) mantuvo residuos compatibles con ruido blanco en todos los escenarios. Los escenarios de media con cobertura 50% y sin umbral fueron prácticamente idénticos y elevaron el pronóstico medio desde 312,24 hasta aproximadamente 315,35 mg/Nm³. La mediana redujo el nivel esperado a 301,67 mg/Nm³ y la restricción</w:t>
-      </w:r>
-      <w:r>
-        <w:t xml:space="preserve"> </w:t>
-      </w:r>
-      <w:r>
-        <w:rPr>
-          <w:rStyle w:val="VerbatimChar"/>
-        </w:rPr>
-        <w:t xml:space="preserve">DM+RE</w:t>
-      </w:r>
-      <w:r>
-        <w:t xml:space="preserve"> </w:t>
-      </w:r>
-      <w:r>
-        <w:t xml:space="preserve">a 305,19 mg/Nm³.</w:t>
+        <w:t>El escenario principal obtuvo p(10)=0,428. Media con cobertura 50%, media sin umbral y mediana también superaron el 5%. En cambio, DM+RE no superó Ljung-Box al rezago 10 (p=0,019; p(20)=0,051). Los escenarios de media con 50% y sin umbral elevaron el pronóstico medio a 315,36 y 315,35 mg/Nm³; la mediana lo redujo a 301,67 y DM+RE a 305,19 mg/Nm³.</w:t>
       </w:r>
     </w:p>
     <w:p>
@@ -6766,25 +5466,7 @@
         <w:widowControl/>
       </w:pPr>
       <w:r>
-        <w:t xml:space="preserve">Se conserva como especificación principal la media de datos medidos con cobertura mínima del 75% porque corresponde al objetivo definido antes del modelado. Aunque</w:t>
-      </w:r>
-      <w:r>
-        <w:t xml:space="preserve"> </w:t>
-      </w:r>
-      <w:r>
-        <w:rPr>
-          <w:rStyle w:val="VerbatimChar"/>
-        </w:rPr>
-        <w:t xml:space="preserve">DM+RE</w:t>
-      </w:r>
-      <w:r>
-        <w:t xml:space="preserve"> </w:t>
-      </w:r>
-      <w:r>
-        <w:t xml:space="preserve">obtuvo menor error en este bloque, responde a una pregunta distinta —concentración durante operación en régimen— y no reemplaza la especificación principal. La diferencia de nivel se reporta como limitación sustantiva.</w:t>
-      </w:r>
-      <w:r>
-        <w:t xml:space="preserve"> </w:t>
+        <w:t>Se conserva como especificación principal la media de datos medidos con cobertura mínima de 75% porque corresponde al objetivo definido antes del modelado. DM+RE tuvo RMSE de prueba 25,78, pero su validación corregida fue 35,96 sobre 31 semanas observadas, conserva autocorrelación al rezago 10 y responde a una pregunta distinta: concentración durante operación en régimen.</w:t>
       </w:r>
     </w:p>
     <w:bookmarkEnd w:id="49"/>
@@ -6806,7 +5488,7 @@
         <w:widowControl/>
       </w:pPr>
       <w:r>
-        <w:t xml:space="preserve">La base disponible permitió construir una serie semanal de alta cobertura. Los modelos simples entregaron pronósticos competitivos, pero varios conservaron autocorrelación en los residuos. ARIMA(3,0,0), propuesto desde la PACF y comparado mediante validación temporal, obtuvo el menor RMSE y presentó residuos compatibles con ruido blanco.</w:t>
+        <w:t>La base permitió construir 299 semanas, de las cuales 289 fueron realmente observadas bajo la regla de cobertura. La partición previa a imputación y diagnóstico eliminó la posible filtración temporal. ARIMA(3,0,0), propuesto con el entrenamiento y escogido dinámicamente, mantuvo el menor RMSE de validación y residuos compatibles con ruido blanco.</w:t>
       </w:r>
     </w:p>
     <w:p>
@@ -6815,7 +5497,7 @@
         <w:widowControl/>
       </w:pPr>
       <w:r>
-        <w:t xml:space="preserve">En las siete semanas observadas del bloque de prueba, el error porcentual absoluto medio fue cercano al 10,3%. El modelo final se considera apropiado respecto de la blancura residual y permite proyectar la concentración media semanal con intervalos explícitos.</w:t>
+        <w:t>En las siete semanas observadas de prueba, RMSE fue 30,23 mg/Nm³ y MAPE 10,32%. El pronóstico central de las ocho semanas siguientes varía entre 308,18 y 314,15 mg/Nm³, con intervalos predictivos del 95% explícitos.</w:t>
       </w:r>
     </w:p>
     <w:p>
@@ -6824,22 +5506,7 @@
         <w:widowControl/>
       </w:pPr>
       <w:r>
-        <w:t xml:space="preserve">Los resultados no deben interpretarse como masa total emitida ni como evaluación normativa. Tampoco permiten establecer causalidad con potencia, combustible u otras variables operacionales. Las principales limitaciones son el carácter reportado y no necesariamente verificado de los datos, la interpolación de diez semanas y la mezcla de distintos estados operacionales en el estimando general. La sensibilidad</w:t>
-      </w:r>
-      <w:r>
-        <w:t xml:space="preserve"> </w:t>
-      </w:r>
-      <w:r>
-        <w:rPr>
-          <w:rStyle w:val="VerbatimChar"/>
-        </w:rPr>
-        <w:t xml:space="preserve">DM+RE</w:t>
-      </w:r>
-      <w:r>
-        <w:t xml:space="preserve"> </w:t>
-      </w:r>
-      <w:r>
-        <w:t xml:space="preserve">cuantifica parcialmente esta última limitación.</w:t>
+        <w:t>Los resultados no representan masa total emitida ni una evaluación normativa, y no establecen causalidad. Las principales limitaciones son el carácter reportado y no necesariamente verificado de los datos, las diez semanas con cobertura insuficiente y la mezcla de estados operacionales. La sensibilidad DM+RE cuantifica parcialmente esta última limitación y advierte autocorrelación residual al rezago 10.</w:t>
       </w:r>
     </w:p>
     <w:bookmarkEnd w:id="50"/>
